--- a/template-meeting-v5.docx
+++ b/template-meeting-v5.docx
@@ -6,20 +6,16 @@
       <w:pPr>
         <w:jc w:val="right"/>
         <w:rPr>
-          <w:rFonts w:ascii="TH SarabunPSK" w:hAnsi="TH SarabunPSK" w:cs="TH SarabunPSK" w:eastAsia="TH SarabunPSK"/>
+          <w:rFonts w:ascii="TH SarabunPSK" w:hAnsi="TH SarabunPSK"/>
           <w:color w:val="FF00FF"/>
-          <w:sz w:val="32"/>
-          <w:szCs w:val="32"/>
-        </w:rPr>
-      </w:pPr>
-      <w:r>
-        <w:rPr>
-          <w:rFonts w:ascii="TH SarabunPSK" w:hAnsi="TH SarabunPSK" w:cs="TH SarabunPSK" w:eastAsia="TH SarabunPSK"/>
+        </w:rPr>
+      </w:pPr>
+      <w:r>
+        <w:rPr>
+          <w:rFonts w:ascii="TH SarabunPSK" w:hAnsi="TH SarabunPSK"/>
           <w:noProof/>
-          <w:sz w:val="32"/>
-          <w:szCs w:val="32"/>
-        </w:rPr>
-        <w:object w:dxaOrig="1440" w:dyaOrig="1440" w14:anchorId="2C0A9A11">
+        </w:rPr>
+        <w:object w:dxaOrig="1440" w:dyaOrig="1440" w14:anchorId="67CB308D">
           <v:shapetype id="_x0000_t75" coordsize="21600,21600" o:spt="75" o:preferrelative="t" path="m@4@5l@4@11@9@11@9@5xe" filled="f" stroked="f">
             <v:stroke joinstyle="miter"/>
             <v:formulas>
@@ -42,16 +38,14 @@
           <v:shape id="_x0000_s1026" type="#_x0000_t75" style="position:absolute;left:0;text-align:left;margin-left:213.3pt;margin-top:-27pt;width:71.7pt;height:70.95pt;z-index:251657728" fillcolor="#bbe0e3">
             <v:imagedata r:id="rId5" o:title=""/>
           </v:shape>
-          <o:OLEObject Type="Embed" ProgID="Photoshop.Image.8" ShapeID="_x0000_s1026" DrawAspect="Content" ObjectID="_1854026057" r:id="rId6">
+          <o:OLEObject Type="Embed" ProgID="Photoshop.Image.8" ShapeID="_x0000_s1026" DrawAspect="Content" ObjectID="_1854100455" r:id="rId6">
             <o:FieldCodes>\s</o:FieldCodes>
           </o:OLEObject>
         </w:object>
       </w:r>
       <w:r>
         <w:rPr>
-          <w:rFonts w:ascii="TH SarabunPSK" w:hAnsi="TH SarabunPSK" w:cs="TH SarabunPSK" w:eastAsia="TH SarabunPSK"/>
-          <w:sz w:val="32"/>
-          <w:szCs w:val="32"/>
+          <w:rFonts w:ascii="TH SarabunPSK" w:hAnsi="TH SarabunPSK"/>
           <w:cs/>
         </w:rPr>
         <w:t xml:space="preserve">                                                                                        </w:t>
@@ -61,16 +55,12 @@
       <w:pPr>
         <w:jc w:val="right"/>
         <w:rPr>
-          <w:rFonts w:ascii="TH SarabunPSK" w:hAnsi="TH SarabunPSK" w:cs="TH SarabunPSK" w:eastAsia="TH SarabunPSK"/>
-          <w:sz w:val="32"/>
-          <w:szCs w:val="32"/>
-        </w:rPr>
-      </w:pPr>
-      <w:r>
-        <w:rPr>
-          <w:rFonts w:ascii="TH SarabunPSK" w:hAnsi="TH SarabunPSK" w:cs="TH SarabunPSK" w:eastAsia="TH SarabunPSK"/>
-          <w:sz w:val="32"/>
-          <w:szCs w:val="32"/>
+          <w:rFonts w:ascii="TH SarabunPSK" w:hAnsi="TH SarabunPSK"/>
+        </w:rPr>
+      </w:pPr>
+      <w:r>
+        <w:rPr>
+          <w:rFonts w:ascii="TH SarabunPSK" w:hAnsi="TH SarabunPSK"/>
           <w:cs/>
         </w:rPr>
         <w:t xml:space="preserve">                             </w:t>
@@ -83,28 +73,22 @@
         </w:tabs>
         <w:jc w:val="right"/>
         <w:rPr>
-          <w:rFonts w:ascii="TH SarabunPSK" w:hAnsi="TH SarabunPSK" w:cs="TH SarabunPSK" w:eastAsia="TH SarabunPSK"/>
-          <w:sz w:val="32"/>
-          <w:szCs w:val="32"/>
-        </w:rPr>
-      </w:pPr>
-      <w:r>
-        <w:rPr>
-          <w:rFonts w:ascii="TH SarabunPSK" w:hAnsi="TH SarabunPSK" w:cs="TH SarabunPSK" w:eastAsia="TH SarabunPSK"/>
-          <w:sz w:val="32"/>
-          <w:szCs w:val="32"/>
+          <w:rFonts w:ascii="TH SarabunPSK" w:hAnsi="TH SarabunPSK"/>
+        </w:rPr>
+      </w:pPr>
+      <w:r>
+        <w:rPr>
+          <w:rFonts w:ascii="TH SarabunPSK" w:hAnsi="TH SarabunPSK"/>
           <w:cs/>
         </w:rPr>
         <w:tab/>
+      </w:r>
+      <w:r>
+        <w:rPr>
+          <w:rFonts w:ascii="TH SarabunPSK" w:hAnsi="TH SarabunPSK"/>
+          <w:cs/>
+        </w:rPr>
         <w:tab/>
-      </w:r>
-      <w:r>
-        <w:rPr>
-          <w:rFonts w:ascii="TH SarabunPSK" w:hAnsi="TH SarabunPSK" w:cs="TH SarabunPSK" w:eastAsia="TH SarabunPSK"/>
-          <w:sz w:val="32"/>
-          <w:szCs w:val="32"/>
-          <w:cs/>
-        </w:rPr>
         <w:t>คณะสิ่งแวดล้อมและทรัพยากรศาสตร์</w:t>
       </w:r>
     </w:p>
@@ -116,17 +100,13 @@
         </w:tabs>
         <w:jc w:val="right"/>
         <w:rPr>
-          <w:rFonts w:ascii="TH SarabunPSK" w:hAnsi="TH SarabunPSK" w:cs="TH SarabunPSK" w:eastAsia="TH SarabunPSK"/>
-          <w:sz w:val="32"/>
-          <w:szCs w:val="32"/>
-          <w:cs/>
-        </w:rPr>
-      </w:pPr>
-      <w:r>
-        <w:rPr>
-          <w:rFonts w:ascii="TH SarabunPSK" w:hAnsi="TH SarabunPSK" w:cs="TH SarabunPSK" w:eastAsia="TH SarabunPSK"/>
-          <w:sz w:val="32"/>
-          <w:szCs w:val="32"/>
+          <w:rFonts w:ascii="TH SarabunPSK" w:hAnsi="TH SarabunPSK"/>
+          <w:cs/>
+        </w:rPr>
+      </w:pPr>
+      <w:r>
+        <w:rPr>
+          <w:rFonts w:ascii="TH SarabunPSK" w:hAnsi="TH SarabunPSK"/>
           <w:cs/>
         </w:rPr>
         <w:t>มหาวิทยาลัยมหิดล</w:t>
@@ -136,45 +116,28 @@
       <w:pPr>
         <w:jc w:val="right"/>
         <w:rPr>
-          <w:rFonts w:ascii="TH SarabunPSK" w:hAnsi="TH SarabunPSK" w:cs="TH SarabunPSK" w:eastAsia="TH SarabunPSK"/>
-          <w:sz w:val="32"/>
-          <w:szCs w:val="32"/>
-        </w:rPr>
-      </w:pPr>
-      <w:r>
-        <w:rPr>
-          <w:rFonts w:ascii="TH SarabunPSK" w:hAnsi="TH SarabunPSK" w:cs="TH SarabunPSK" w:eastAsia="TH SarabunPSK"/>
-          <w:sz w:val="32"/>
-          <w:szCs w:val="32"/>
+          <w:rFonts w:ascii="TH SarabunPSK" w:hAnsi="TH SarabunPSK"/>
+        </w:rPr>
+      </w:pPr>
+      <w:r>
+        <w:rPr>
+          <w:rFonts w:ascii="TH SarabunPSK" w:hAnsi="TH SarabunPSK"/>
           <w:cs/>
         </w:rPr>
         <w:t xml:space="preserve">         </w:t>
       </w:r>
       <w:r>
         <w:rPr>
-          <w:rFonts w:ascii="TH SarabunPSK" w:hAnsi="TH SarabunPSK" w:cs="TH SarabunPSK" w:eastAsia="TH SarabunPSK"/>
-          <w:sz w:val="32"/>
-          <w:szCs w:val="32"/>
+          <w:rFonts w:ascii="TH SarabunPSK" w:hAnsi="TH SarabunPSK"/>
         </w:rPr>
         <w:t xml:space="preserve">                     </w:t>
       </w:r>
       <w:r>
         <w:rPr>
-          <w:rFonts w:ascii="TH SarabunPSK" w:hAnsi="TH SarabunPSK" w:cs="TH SarabunPSK" w:eastAsia="TH SarabunPSK"/>
-          <w:sz w:val="32"/>
-          <w:szCs w:val="32"/>
-          <w:cs/>
-        </w:rPr>
-        <w:t>โทร.</w:t>
-      </w:r>
-      <w:r>
-        <w:rPr>
-          <w:rFonts w:ascii="TH SarabunPSK" w:hAnsi="TH SarabunPSK" w:cs="TH SarabunPSK" w:eastAsia="TH SarabunPSK"/>
-          <w:sz w:val="32"/>
-          <w:szCs w:val="32"/>
-          <w:cs/>
-        </w:rPr>
-        <w:t xml:space="preserve"> ๐๒-๔๑๑-๕๐๐๐ ต่อ ๒๓๒๔ </w:t>
+          <w:rFonts w:ascii="TH SarabunPSK" w:hAnsi="TH SarabunPSK"/>
+          <w:cs/>
+        </w:rPr>
+        <w:t xml:space="preserve">โทร. ๐๒-๔๑๑-๕๐๐๐ ต่อ ๒๓๒๔ </w:t>
       </w:r>
     </w:p>
     <w:p>
@@ -182,9 +145,7 @@
         <w:spacing w:line="216" w:lineRule="auto"/>
         <w:jc w:val="center"/>
         <w:rPr>
-          <w:rFonts w:ascii="TH SarabunPSK" w:hAnsi="TH SarabunPSK" w:cs="TH SarabunPSK" w:eastAsia="TH SarabunPSK"/>
-          <w:sz w:val="32"/>
-          <w:szCs w:val="32"/>
+          <w:rFonts w:ascii="TH SarabunPSK" w:hAnsi="TH SarabunPSK"/>
         </w:rPr>
       </w:pPr>
     </w:p>
@@ -192,11 +153,9 @@
       <w:pPr>
         <w:jc w:val="both"/>
         <w:rPr>
-          <w:rFonts w:ascii="TH SarabunPSK" w:hAnsi="TH SarabunPSK" w:cs="TH SarabunPSK" w:eastAsia="TH SarabunPSK"/>
+          <w:rFonts w:ascii="TH SarabunPSK" w:hAnsi="TH SarabunPSK"/>
           <w:b/>
           <w:bCs/>
-          <w:sz w:val="32"/>
-          <w:szCs w:val="32"/>
         </w:rPr>
       </w:pPr>
     </w:p>
@@ -204,323 +163,367 @@
       <w:pPr>
         <w:jc w:val="both"/>
         <w:rPr>
-          <w:rFonts w:ascii="TH SarabunPSK" w:hAnsi="TH SarabunPSK" w:cs="TH SarabunPSK" w:eastAsia="TH SarabunPSK"/>
-          <w:sz w:val="32"/>
-          <w:szCs w:val="32"/>
-          <w:cs/>
-        </w:rPr>
-      </w:pPr>
-      <w:r>
-        <w:rPr>
-          <w:rFonts w:ascii="TH SarabunPSK" w:hAnsi="TH SarabunPSK" w:cs="TH SarabunPSK" w:eastAsia="TH SarabunPSK"/>
+          <w:rFonts w:ascii="TH SarabunPSK" w:hAnsi="TH SarabunPSK"/>
+          <w:cs/>
+        </w:rPr>
+      </w:pPr>
+      <w:r>
+        <w:rPr>
+          <w:rFonts w:ascii="TH SarabunPSK" w:hAnsi="TH SarabunPSK"/>
           <w:b/>
           <w:bCs/>
-          <w:sz w:val="32"/>
-          <w:szCs w:val="32"/>
-          <w:cs/>
-        </w:rPr>
-        <w:t>วันที่</w:t>
-      </w:r>
-      <w:r>
-        <w:rPr>
-          <w:rFonts w:ascii="TH SarabunPSK" w:hAnsi="TH SarabunPSK" w:cs="TH SarabunPSK" w:eastAsia="TH SarabunPSK"/>
+          <w:cs/>
+        </w:rPr>
+        <w:t xml:space="preserve">วันที่ </w:t>
+      </w:r>
+      <w:r>
+        <w:rPr>
+          <w:rFonts w:ascii="TH SarabunPSK" w:hAnsi="TH SarabunPSK"/>
+        </w:rPr>
+        <w:t xml:space="preserve">  </w:t>
+      </w:r>
+      <w:r>
+        <w:rPr>
+          <w:rFonts w:ascii="TH SarabunPSK" w:hAnsi="TH SarabunPSK"/>
+          <w:cs/>
+        </w:rPr>
+        <w:t>{</w:t>
+      </w:r>
+      <w:proofErr w:type="spellStart"/>
+      <w:r>
+        <w:rPr>
+          <w:rFonts w:ascii="TH SarabunPSK" w:hAnsi="TH SarabunPSK"/>
+          <w:cs/>
+        </w:rPr>
+        <w:t>docDate</w:t>
+      </w:r>
+      <w:proofErr w:type="spellEnd"/>
+      <w:r>
+        <w:rPr>
+          <w:rFonts w:ascii="TH SarabunPSK" w:hAnsi="TH SarabunPSK"/>
+          <w:cs/>
+        </w:rPr>
+        <w:t>}</w:t>
+      </w:r>
+    </w:p>
+    <w:p>
+      <w:pPr>
+        <w:jc w:val="both"/>
+        <w:rPr>
+          <w:rFonts w:ascii="TH SarabunPSK" w:hAnsi="TH SarabunPSK"/>
+        </w:rPr>
+      </w:pPr>
+      <w:r>
+        <w:rPr>
+          <w:rFonts w:ascii="TH SarabunPSK" w:hAnsi="TH SarabunPSK"/>
           <w:b/>
           <w:bCs/>
-          <w:sz w:val="32"/>
-          <w:szCs w:val="32"/>
-          <w:cs/>
-        </w:rPr>
-        <w:t xml:space="preserve"> </w:t>
-      </w:r>
-      <w:r>
-        <w:rPr>
-          <w:rFonts w:ascii="TH SarabunPSK" w:hAnsi="TH SarabunPSK" w:cs="TH SarabunPSK" w:eastAsia="TH SarabunPSK"/>
-          <w:sz w:val="32"/>
-          <w:szCs w:val="32"/>
-        </w:rPr>
-        <w:t xml:space="preserve">  </w:t>
-      </w:r>
-      <w:r>
-        <w:rPr>
-          <w:rFonts w:ascii="TH SarabunPSK" w:hAnsi="TH SarabunPSK" w:cs="TH SarabunPSK" w:eastAsia="TH SarabunPSK"/>
-          <w:sz w:val="32"/>
-          <w:szCs w:val="32"/>
-          <w:cs/>
-        </w:rPr>
-        <w:t xml:space="preserve">{docDate}</w:t>
-      </w:r>
-    </w:p>
-    <w:p>
-      <w:pPr>
+          <w:cs/>
+        </w:rPr>
+        <w:t xml:space="preserve">เรื่อง </w:t>
+      </w:r>
+      <w:r>
+        <w:rPr>
+          <w:rFonts w:ascii="TH SarabunPSK" w:hAnsi="TH SarabunPSK"/>
+          <w:cs/>
+        </w:rPr>
+        <w:t xml:space="preserve">  พนักงานมหาวิทยาลัยขออนุมัติลาไปประชุม ณ ต่างประเทศ</w:t>
+      </w:r>
+    </w:p>
+    <w:p>
+      <w:pPr>
+        <w:spacing w:line="216" w:lineRule="auto"/>
         <w:jc w:val="both"/>
         <w:rPr>
-          <w:rFonts w:ascii="TH SarabunPSK" w:hAnsi="TH SarabunPSK" w:cs="TH SarabunPSK" w:eastAsia="TH SarabunPSK"/>
-          <w:sz w:val="32"/>
-          <w:szCs w:val="32"/>
-        </w:rPr>
-      </w:pPr>
-      <w:r>
-        <w:rPr>
-          <w:rFonts w:ascii="TH SarabunPSK" w:hAnsi="TH SarabunPSK" w:cs="TH SarabunPSK" w:eastAsia="TH SarabunPSK"/>
+          <w:rFonts w:ascii="TH SarabunPSK" w:hAnsi="TH SarabunPSK"/>
+          <w:cs/>
+        </w:rPr>
+      </w:pPr>
+    </w:p>
+    <w:p>
+      <w:pPr>
+        <w:spacing w:line="216" w:lineRule="auto"/>
+        <w:jc w:val="both"/>
+        <w:rPr>
+          <w:rFonts w:ascii="TH SarabunPSK" w:hAnsi="TH SarabunPSK"/>
           <w:b/>
           <w:bCs/>
-          <w:sz w:val="32"/>
-          <w:szCs w:val="32"/>
-          <w:cs/>
-        </w:rPr>
-        <w:t xml:space="preserve">เรื่อง </w:t>
-      </w:r>
-      <w:r>
-        <w:rPr>
-          <w:rFonts w:ascii="TH SarabunPSK" w:hAnsi="TH SarabunPSK" w:cs="TH SarabunPSK" w:eastAsia="TH SarabunPSK"/>
-          <w:sz w:val="32"/>
-          <w:szCs w:val="32"/>
-          <w:cs/>
-        </w:rPr>
-        <w:t xml:space="preserve">  พนักงานมหาวิทยาลัยขออนุมัติลาไปประชุม ณ ต่างประเทศ</w:t>
-      </w:r>
-    </w:p>
-    <w:p>
-      <w:pPr>
-        <w:spacing w:line="216" w:lineRule="auto"/>
-        <w:jc w:val="both"/>
-        <w:rPr>
-          <w:rFonts w:ascii="TH SarabunPSK" w:hAnsi="TH SarabunPSK" w:cs="TH SarabunPSK" w:eastAsia="TH SarabunPSK"/>
-          <w:sz w:val="32"/>
-          <w:szCs w:val="32"/>
-          <w:cs/>
-        </w:rPr>
-      </w:pPr>
-    </w:p>
-    <w:p>
-      <w:pPr>
-        <w:spacing w:line="216" w:lineRule="auto"/>
-        <w:jc w:val="both"/>
-        <w:rPr>
-          <w:rFonts w:ascii="TH SarabunPSK" w:hAnsi="TH SarabunPSK" w:cs="TH SarabunPSK" w:eastAsia="TH SarabunPSK"/>
+        </w:rPr>
+      </w:pPr>
+      <w:r>
+        <w:rPr>
+          <w:rFonts w:ascii="TH SarabunPSK" w:hAnsi="TH SarabunPSK"/>
           <w:b/>
           <w:bCs/>
-          <w:sz w:val="32"/>
-          <w:szCs w:val="32"/>
-        </w:rPr>
-      </w:pPr>
-      <w:r>
-        <w:rPr>
-          <w:rFonts w:ascii="TH SarabunPSK" w:hAnsi="TH SarabunPSK" w:cs="TH SarabunPSK" w:eastAsia="TH SarabunPSK"/>
+          <w:cs/>
+        </w:rPr>
+        <w:t xml:space="preserve">เรียน  คณบดี </w:t>
+      </w:r>
+    </w:p>
+    <w:p>
+      <w:pPr>
+        <w:spacing w:before="240"/>
+        <w:jc w:val="thaiDistribute"/>
+        <w:rPr>
+          <w:rFonts w:ascii="TH SarabunPSK" w:hAnsi="TH SarabunPSK"/>
+        </w:rPr>
+      </w:pPr>
+      <w:r>
+        <w:rPr>
+          <w:rFonts w:ascii="TH SarabunPSK" w:hAnsi="TH SarabunPSK"/>
           <w:b/>
           <w:bCs/>
-          <w:sz w:val="32"/>
-          <w:szCs w:val="32"/>
-          <w:cs/>
-        </w:rPr>
-        <w:t>เรียน</w:t>
-      </w:r>
-      <w:r>
-        <w:rPr>
-          <w:rFonts w:ascii="TH SarabunPSK" w:hAnsi="TH SarabunPSK" w:cs="TH SarabunPSK" w:eastAsia="TH SarabunPSK"/>
+          <w:cs/>
+        </w:rPr>
+        <w:t>ผู้เสนอขออนุมัติ</w:t>
+      </w:r>
+      <w:r>
+        <w:rPr>
+          <w:rFonts w:ascii="TH SarabunPSK" w:hAnsi="TH SarabunPSK"/>
+          <w:cs/>
+        </w:rPr>
+        <w:t xml:space="preserve"> ชื่อ-สกุล {</w:t>
+      </w:r>
+      <w:proofErr w:type="spellStart"/>
+      <w:r>
+        <w:rPr>
+          <w:rFonts w:ascii="TH SarabunPSK" w:hAnsi="TH SarabunPSK"/>
+          <w:cs/>
+        </w:rPr>
+        <w:t>name</w:t>
+      </w:r>
+      <w:proofErr w:type="spellEnd"/>
+      <w:r>
+        <w:rPr>
+          <w:rFonts w:ascii="TH SarabunPSK" w:hAnsi="TH SarabunPSK"/>
+          <w:cs/>
+        </w:rPr>
+        <w:t>} พนักงานมหาวิทยาลัย ตำแหน่ง {</w:t>
+      </w:r>
+      <w:proofErr w:type="spellStart"/>
+      <w:r>
+        <w:rPr>
+          <w:rFonts w:ascii="TH SarabunPSK" w:hAnsi="TH SarabunPSK"/>
+          <w:cs/>
+        </w:rPr>
+        <w:t>position</w:t>
+      </w:r>
+      <w:proofErr w:type="spellEnd"/>
+      <w:r>
+        <w:rPr>
+          <w:rFonts w:ascii="TH SarabunPSK" w:hAnsi="TH SarabunPSK"/>
+          <w:cs/>
+        </w:rPr>
+        <w:t>} ระดับ {</w:t>
+      </w:r>
+      <w:proofErr w:type="spellStart"/>
+      <w:r>
+        <w:rPr>
+          <w:rFonts w:ascii="TH SarabunPSK" w:hAnsi="TH SarabunPSK"/>
+          <w:cs/>
+        </w:rPr>
+        <w:t>level</w:t>
+      </w:r>
+      <w:proofErr w:type="spellEnd"/>
+      <w:r>
+        <w:rPr>
+          <w:rFonts w:ascii="TH SarabunPSK" w:hAnsi="TH SarabunPSK"/>
+          <w:cs/>
+        </w:rPr>
+        <w:t xml:space="preserve">} </w:t>
+      </w:r>
+      <w:r>
+        <w:rPr>
+          <w:rFonts w:ascii="TH SarabunPSK" w:hAnsi="TH SarabunPSK"/>
+          <w:cs/>
+        </w:rPr>
+        <w:br/>
+        <w:t xml:space="preserve">เลขประจำตำแหน่ง </w:t>
+      </w:r>
+      <w:r>
+        <w:rPr>
+          <w:rFonts w:ascii="TH SarabunPSK" w:hAnsi="TH SarabunPSK"/>
+        </w:rPr>
+        <w:t>{</w:t>
+      </w:r>
+      <w:proofErr w:type="spellStart"/>
+      <w:r>
+        <w:rPr>
+          <w:rFonts w:ascii="TH SarabunPSK" w:hAnsi="TH SarabunPSK"/>
+        </w:rPr>
+        <w:t>posNo</w:t>
+      </w:r>
+      <w:proofErr w:type="spellEnd"/>
+      <w:r>
+        <w:rPr>
+          <w:rFonts w:ascii="TH SarabunPSK" w:hAnsi="TH SarabunPSK"/>
+        </w:rPr>
+        <w:t>}</w:t>
+      </w:r>
+      <w:r>
+        <w:rPr>
+          <w:rFonts w:ascii="TH SarabunPSK" w:hAnsi="TH SarabunPSK"/>
+          <w:cs/>
+        </w:rPr>
+        <w:t xml:space="preserve"> สังกัดกลุ่มวิชา {</w:t>
+      </w:r>
+      <w:proofErr w:type="spellStart"/>
+      <w:r>
+        <w:rPr>
+          <w:rFonts w:ascii="TH SarabunPSK" w:hAnsi="TH SarabunPSK"/>
+          <w:cs/>
+        </w:rPr>
+        <w:t>dept</w:t>
+      </w:r>
+      <w:proofErr w:type="spellEnd"/>
+      <w:r>
+        <w:rPr>
+          <w:rFonts w:ascii="TH SarabunPSK" w:hAnsi="TH SarabunPSK"/>
+          <w:cs/>
+        </w:rPr>
+        <w:t>} บรรจุเข้าปฏิบัติงานเป็นพนักงานมหาวิทยาลัยเมื่อวันที่ {</w:t>
+      </w:r>
+      <w:proofErr w:type="spellStart"/>
+      <w:r>
+        <w:rPr>
+          <w:rFonts w:ascii="TH SarabunPSK" w:hAnsi="TH SarabunPSK"/>
+          <w:cs/>
+        </w:rPr>
+        <w:t>startDate</w:t>
+      </w:r>
+      <w:proofErr w:type="spellEnd"/>
+      <w:r>
+        <w:rPr>
+          <w:rFonts w:ascii="TH SarabunPSK" w:hAnsi="TH SarabunPSK"/>
+          <w:cs/>
+        </w:rPr>
+        <w:t>} ระยะเวลาการจ้างตั้งแต่วันที่ {</w:t>
+      </w:r>
+      <w:proofErr w:type="spellStart"/>
+      <w:r>
+        <w:rPr>
+          <w:rFonts w:ascii="TH SarabunPSK" w:hAnsi="TH SarabunPSK"/>
+          <w:cs/>
+        </w:rPr>
+        <w:t>contractFrom</w:t>
+      </w:r>
+      <w:proofErr w:type="spellEnd"/>
+      <w:r>
+        <w:rPr>
+          <w:rFonts w:ascii="TH SarabunPSK" w:hAnsi="TH SarabunPSK"/>
+          <w:cs/>
+        </w:rPr>
+        <w:t>} ถึงวันที่</w:t>
+      </w:r>
+      <w:r>
+        <w:rPr>
+          <w:rFonts w:ascii="TH SarabunPSK" w:hAnsi="TH SarabunPSK"/>
+        </w:rPr>
+        <w:t xml:space="preserve"> </w:t>
+      </w:r>
+      <w:r>
+        <w:rPr>
+          <w:rFonts w:ascii="TH SarabunPSK" w:hAnsi="TH SarabunPSK"/>
+          <w:cs/>
+        </w:rPr>
+        <w:t>{</w:t>
+      </w:r>
+      <w:proofErr w:type="spellStart"/>
+      <w:r>
+        <w:rPr>
+          <w:rFonts w:ascii="TH SarabunPSK" w:hAnsi="TH SarabunPSK"/>
+          <w:cs/>
+        </w:rPr>
+        <w:t>contractTo</w:t>
+      </w:r>
+      <w:proofErr w:type="spellEnd"/>
+      <w:r>
+        <w:rPr>
+          <w:rFonts w:ascii="TH SarabunPSK" w:hAnsi="TH SarabunPSK"/>
+          <w:cs/>
+        </w:rPr>
+        <w:t>}  โทร. {</w:t>
+      </w:r>
+      <w:proofErr w:type="spellStart"/>
+      <w:r>
+        <w:rPr>
+          <w:rFonts w:ascii="TH SarabunPSK" w:hAnsi="TH SarabunPSK"/>
+          <w:cs/>
+        </w:rPr>
+        <w:t>phone</w:t>
+      </w:r>
+      <w:proofErr w:type="spellEnd"/>
+      <w:r>
+        <w:rPr>
+          <w:rFonts w:ascii="TH SarabunPSK" w:hAnsi="TH SarabunPSK"/>
+          <w:cs/>
+        </w:rPr>
+        <w:t>}</w:t>
+      </w:r>
+    </w:p>
+    <w:p>
+      <w:pPr>
+        <w:rPr>
+          <w:rFonts w:ascii="TH SarabunPSK" w:hAnsi="TH SarabunPSK"/>
+        </w:rPr>
+      </w:pPr>
+      <w:r>
+        <w:rPr>
+          <w:rFonts w:ascii="TH SarabunPSK" w:hAnsi="TH SarabunPSK"/>
           <w:b/>
           <w:bCs/>
-          <w:sz w:val="32"/>
-          <w:szCs w:val="32"/>
-          <w:cs/>
-        </w:rPr>
-        <w:t xml:space="preserve">  คณบดี </w:t>
-      </w:r>
-    </w:p>
-    <w:p>
-      <w:pPr>
-        <w:spacing w:before="240"/>
-        <w:jc w:val="thaiDistribute"/>
-        <w:rPr>
-          <w:rFonts w:ascii="TH SarabunPSK" w:hAnsi="TH SarabunPSK" w:cs="TH SarabunPSK" w:eastAsia="TH SarabunPSK"/>
-          <w:sz w:val="32"/>
-          <w:szCs w:val="32"/>
-        </w:rPr>
-      </w:pPr>
-      <w:r>
-        <w:rPr>
-          <w:rFonts w:ascii="TH SarabunPSK" w:hAnsi="TH SarabunPSK" w:cs="TH SarabunPSK" w:eastAsia="TH SarabunPSK"/>
+          <w:cs/>
+        </w:rPr>
+        <w:t xml:space="preserve">๑.  </w:t>
+      </w:r>
+      <w:r>
+        <w:rPr>
+          <w:rFonts w:ascii="TH SarabunPSK" w:hAnsi="TH SarabunPSK"/>
+          <w:cs/>
+        </w:rPr>
+        <w:t xml:space="preserve"> </w:t>
+      </w:r>
+      <w:r>
+        <w:rPr>
+          <w:rFonts w:ascii="TH SarabunPSK" w:hAnsi="TH SarabunPSK"/>
           <w:b/>
           <w:bCs/>
-          <w:sz w:val="32"/>
-          <w:szCs w:val="32"/>
-          <w:cs/>
-        </w:rPr>
-        <w:t>ผู้เสนอขออนุมัติ</w:t>
-      </w:r>
-      <w:r>
-        <w:rPr>
-          <w:rFonts w:ascii="TH SarabunPSK" w:hAnsi="TH SarabunPSK" w:cs="TH SarabunPSK" w:eastAsia="TH SarabunPSK"/>
-          <w:sz w:val="32"/>
-          <w:szCs w:val="32"/>
-          <w:cs/>
-        </w:rPr>
-        <w:t xml:space="preserve"> ชื่</w:t>
-      </w:r>
-      <w:r>
-        <w:rPr>
-          <w:rFonts w:ascii="TH SarabunPSK" w:hAnsi="TH SarabunPSK" w:cs="TH SarabunPSK" w:eastAsia="TH SarabunPSK"/>
-          <w:sz w:val="32"/>
-          <w:szCs w:val="32"/>
-          <w:cs/>
-        </w:rPr>
-        <w:t xml:space="preserve">อ-สกุล </w:t>
-      </w:r>
-      <w:r>
-        <w:rPr>
-          <w:rFonts w:ascii="TH SarabunPSK" w:hAnsi="TH SarabunPSK" w:cs="TH SarabunPSK" w:eastAsia="TH SarabunPSK"/>
-          <w:sz w:val="32"/>
-          <w:szCs w:val="32"/>
-          <w:cs/>
-        </w:rPr>
-        <w:t xml:space="preserve">{name}</w:t>
-      </w:r>
-      <w:r>
-        <w:rPr>
-          <w:rFonts w:ascii="TH SarabunPSK" w:hAnsi="TH SarabunPSK" w:cs="TH SarabunPSK" w:eastAsia="TH SarabunPSK"/>
-          <w:sz w:val="32"/>
-          <w:szCs w:val="32"/>
-          <w:cs/>
-        </w:rPr>
-        <w:t xml:space="preserve"> พนักงานมหาวิทยาลัย ตำแหน่ง {position} ระดับ {level} </w:t>
-        <w:br/>
-        <w:t xml:space="preserve">เลขประจำตำแหน่ง </w:t>
-      </w:r>
-      <w:r>
-        <w:rPr>
-          <w:rFonts w:ascii="TH SarabunPSK" w:hAnsi="TH SarabunPSK" w:cs="TH SarabunPSK" w:eastAsia="TH SarabunPSK"/>
-          <w:sz w:val="32"/>
-          <w:szCs w:val="32"/>
-        </w:rPr>
-        <w:t xml:space="preserve">{posNo}</w:t>
-      </w:r>
-      <w:r>
-        <w:rPr>
-          <w:rFonts w:ascii="TH SarabunPSK" w:hAnsi="TH SarabunPSK" w:cs="TH SarabunPSK" w:eastAsia="TH SarabunPSK"/>
-          <w:sz w:val="32"/>
-          <w:szCs w:val="32"/>
-          <w:cs/>
-        </w:rPr>
-        <w:t xml:space="preserve"> สังกัดกลุ่มวิชา {dept} บรรจุเข้าปฏิบัติงานเป็นพนักงานมหาวิทยาลัยเมื่อวันที่ {startDate} ระยะเวลาการจ้างตั้งแต่วันที่ {contractFrom} ถึงวันที่</w:t>
-      </w:r>
-      <w:r>
-        <w:rPr>
-          <w:rFonts w:ascii="TH SarabunPSK" w:hAnsi="TH SarabunPSK" w:cs="TH SarabunPSK" w:eastAsia="TH SarabunPSK"/>
-          <w:sz w:val="32"/>
-          <w:szCs w:val="32"/>
-        </w:rPr>
-        <w:t xml:space="preserve"> </w:t>
-      </w:r>
-      <w:r>
-        <w:rPr>
-          <w:rFonts w:ascii="TH SarabunPSK" w:hAnsi="TH SarabunPSK" w:cs="TH SarabunPSK" w:eastAsia="TH SarabunPSK"/>
-          <w:sz w:val="32"/>
-          <w:szCs w:val="32"/>
-          <w:cs/>
-        </w:rPr>
-        <w:t xml:space="preserve">{contractTo}</w:t>
-      </w:r>
-      <w:r>
-        <w:rPr>
-          <w:rFonts w:ascii="TH SarabunPSK" w:hAnsi="TH SarabunPSK" w:cs="TH SarabunPSK" w:eastAsia="TH SarabunPSK"/>
-          <w:sz w:val="32"/>
-          <w:szCs w:val="32"/>
-          <w:cs/>
-        </w:rPr>
-        <w:t xml:space="preserve"/>
-      </w:r>
-      <w:r>
-        <w:rPr>
-          <w:rFonts w:ascii="TH SarabunPSK" w:hAnsi="TH SarabunPSK" w:cs="TH SarabunPSK" w:eastAsia="TH SarabunPSK"/>
-          <w:sz w:val="32"/>
-          <w:szCs w:val="32"/>
-          <w:cs/>
-        </w:rPr>
-        <w:t xml:space="preserve">  โทร. {phone}</w:t>
-      </w:r>
-    </w:p>
-    <w:p>
-      <w:pPr>
-        <w:rPr>
-          <w:rFonts w:ascii="TH SarabunPSK" w:hAnsi="TH SarabunPSK" w:cs="TH SarabunPSK" w:eastAsia="TH SarabunPSK"/>
-          <w:sz w:val="32"/>
-          <w:szCs w:val="32"/>
-        </w:rPr>
-      </w:pPr>
-      <w:r>
-        <w:rPr>
-          <w:rFonts w:ascii="TH SarabunPSK" w:hAnsi="TH SarabunPSK" w:cs="TH SarabunPSK" w:eastAsia="TH SarabunPSK"/>
-          <w:b/>
-          <w:bCs/>
-          <w:sz w:val="32"/>
-          <w:szCs w:val="32"/>
-          <w:cs/>
-        </w:rPr>
-        <w:t xml:space="preserve">๑.  </w:t>
-      </w:r>
-      <w:r>
-        <w:rPr>
-          <w:rFonts w:ascii="TH SarabunPSK" w:hAnsi="TH SarabunPSK" w:cs="TH SarabunPSK" w:eastAsia="TH SarabunPSK"/>
-          <w:sz w:val="32"/>
-          <w:szCs w:val="32"/>
-          <w:cs/>
-        </w:rPr>
-        <w:t xml:space="preserve"> </w:t>
-      </w:r>
-      <w:r>
-        <w:rPr>
-          <w:rFonts w:ascii="TH SarabunPSK" w:hAnsi="TH SarabunPSK" w:cs="TH SarabunPSK" w:eastAsia="TH SarabunPSK"/>
-          <w:b/>
-          <w:bCs/>
-          <w:sz w:val="32"/>
-          <w:szCs w:val="32"/>
-          <w:cs/>
-        </w:rPr>
-        <w:t xml:space="preserve">ประเภทการลา </w:t>
-      </w:r>
-      <w:r>
-        <w:rPr>
-          <w:rFonts w:ascii="TH SarabunPSK" w:hAnsi="TH SarabunPSK" w:cs="TH SarabunPSK" w:eastAsia="TH SarabunPSK"/>
-          <w:b/>
-          <w:bCs/>
-          <w:sz w:val="32"/>
-          <w:szCs w:val="32"/>
-          <w:cs/>
-        </w:rPr>
-        <w:t xml:space="preserve">  </w:t>
-      </w:r>
-      <w:r>
-        <w:rPr>
-          <w:rFonts w:ascii="TH SarabunPSK" w:hAnsi="TH SarabunPSK" w:cs="TH SarabunPSK" w:eastAsia="TH SarabunPSK"/>
-          <w:sz w:val="32"/>
-          <w:szCs w:val="32"/>
+          <w:cs/>
+        </w:rPr>
+        <w:t xml:space="preserve">ประเภทการลา   </w:t>
+      </w:r>
+      <w:r>
+        <w:rPr>
+          <w:rFonts w:ascii="TH SarabunPSK" w:hAnsi="TH SarabunPSK"/>
           <w:cs/>
         </w:rPr>
         <w:t xml:space="preserve"> ไป   </w:t>
       </w:r>
       <w:r>
         <w:rPr>
-          <w:rFonts w:ascii="Wingdings" w:hAnsi="Wingdings" w:cs="Wingdings" w:eastAsia="Wingdings"/>
-          <w:sz w:val="32"/>
-          <w:szCs w:val="32"/>
-        </w:rPr>
-        <w:t xml:space="preserve">{#t_meet}</w:t>
-      </w:r>
-      <w:r xmlns:a="http://schemas.openxmlformats.org/drawingml/2006/main" xmlns:pic="http://schemas.openxmlformats.org/drawingml/2006/picture">
+          <w:rFonts w:ascii="Wingdings" w:eastAsia="Wingdings" w:hAnsi="Wingdings" w:cs="Wingdings"/>
+        </w:rPr>
+        <w:t>{#t_meet}</w:t>
+      </w:r>
+      <w:r>
+        <w:rPr>
+          <w:noProof/>
+        </w:rPr>
         <w:drawing>
-          <wp:inline distT="0" distB="0" distL="0" distR="0">
+          <wp:inline distT="0" distB="0" distL="0" distR="0" wp14:anchorId="79127AF1" wp14:editId="55037B11">
             <wp:extent cx="193516" cy="153716"/>
+            <wp:effectExtent l="0" t="0" r="0" b="0"/>
             <wp:docPr id="9001" name="chk_t_meet"/>
             <wp:cNvGraphicFramePr/>
-            <a:graphic>
+            <a:graphic xmlns:a="http://schemas.openxmlformats.org/drawingml/2006/main">
               <a:graphicData uri="http://schemas.openxmlformats.org/drawingml/2006/picture">
-                <pic:pic>
+                <pic:pic xmlns:pic="http://schemas.openxmlformats.org/drawingml/2006/picture">
                   <pic:nvPicPr>
                     <pic:cNvPr id="0" name="chk.png"/>
                     <pic:cNvPicPr/>
                   </pic:nvPicPr>
                   <pic:blipFill>
-                    <a:blip r:embed="rIdChk"/>
+                    <a:blip r:embed="rId7"/>
                     <a:stretch>
                       <a:fillRect/>
                     </a:stretch>
@@ -542,77 +545,48 @@
       </w:r>
       <w:r>
         <w:rPr>
-          <w:rFonts w:ascii="Wingdings" w:hAnsi="Wingdings" w:cs="Wingdings" w:eastAsia="Wingdings"/>
-          <w:sz w:val="32"/>
-          <w:szCs w:val="32"/>
-        </w:rPr>
-        <w:t xml:space="preserve">{/t_meet}{^t_meet}</w:t>
-      </w:r>
-      <w:r>
-        <w:rPr>
-          <w:rFonts w:ascii="Wingdings" w:hAnsi="Wingdings" w:cs="Wingdings" w:eastAsia="Wingdings"/>
-          <w:sz w:val="32"/>
-          <w:szCs w:val="32"/>
-        </w:rPr>
-        <w:t xml:space="preserve">¦</w:t>
-      </w:r>
-      <w:r>
-        <w:rPr>
-          <w:rFonts w:ascii="Wingdings" w:hAnsi="Wingdings" w:cs="Wingdings" w:eastAsia="Wingdings"/>
-          <w:sz w:val="32"/>
-          <w:szCs w:val="32"/>
-        </w:rPr>
-        <w:t xml:space="preserve">{/t_meet}</w:t>
-      </w:r>
-      <w:r>
-        <w:rPr>
-          <w:rFonts w:ascii="TH SarabunPSK" w:hAnsi="TH SarabunPSK" w:cs="TH SarabunPSK" w:eastAsia="TH SarabunPSK"/>
-          <w:sz w:val="32"/>
-          <w:szCs w:val="32"/>
+          <w:rFonts w:ascii="Wingdings" w:eastAsia="Wingdings" w:hAnsi="Wingdings" w:cs="Wingdings"/>
+        </w:rPr>
+        <w:t>{/t_meet}{^t_meet}¦{/t_meet}</w:t>
+      </w:r>
+      <w:r>
+        <w:rPr>
+          <w:rFonts w:ascii="TH SarabunPSK" w:hAnsi="TH SarabunPSK"/>
         </w:rPr>
         <w:t xml:space="preserve"> </w:t>
       </w:r>
       <w:r>
         <w:rPr>
-          <w:rFonts w:ascii="TH SarabunPSK" w:hAnsi="TH SarabunPSK" w:cs="TH SarabunPSK" w:eastAsia="TH SarabunPSK"/>
-          <w:sz w:val="32"/>
-          <w:szCs w:val="32"/>
-          <w:cs/>
-        </w:rPr>
-        <w:t>ป</w:t>
-      </w:r>
-      <w:r>
-        <w:rPr>
-          <w:rFonts w:ascii="TH SarabunPSK" w:hAnsi="TH SarabunPSK" w:cs="TH SarabunPSK" w:eastAsia="TH SarabunPSK"/>
-          <w:sz w:val="32"/>
-          <w:szCs w:val="32"/>
-          <w:cs/>
-        </w:rPr>
-        <w:t xml:space="preserve">ระชุม      </w:t>
-      </w:r>
-      <w:r>
-        <w:rPr>
-          <w:rFonts w:ascii="Wingdings" w:hAnsi="Wingdings" w:cs="Wingdings" w:eastAsia="Wingdings"/>
-          <w:sz w:val="32"/>
-          <w:szCs w:val="32"/>
-        </w:rPr>
-        <w:t xml:space="preserve">{#t_semi}</w:t>
-      </w:r>
-      <w:r xmlns:a="http://schemas.openxmlformats.org/drawingml/2006/main" xmlns:pic="http://schemas.openxmlformats.org/drawingml/2006/picture">
+          <w:rFonts w:ascii="TH SarabunPSK" w:hAnsi="TH SarabunPSK"/>
+          <w:cs/>
+        </w:rPr>
+        <w:t xml:space="preserve">ประชุม      </w:t>
+      </w:r>
+      <w:r>
+        <w:rPr>
+          <w:rFonts w:ascii="Wingdings" w:eastAsia="Wingdings" w:hAnsi="Wingdings" w:cs="Wingdings"/>
+        </w:rPr>
+        <w:t>{#t_semi}</w:t>
+      </w:r>
+      <w:r>
+        <w:rPr>
+          <w:noProof/>
+        </w:rPr>
         <w:drawing>
-          <wp:inline distT="0" distB="0" distL="0" distR="0">
+          <wp:inline distT="0" distB="0" distL="0" distR="0" wp14:anchorId="01951D69" wp14:editId="5095FDA4">
             <wp:extent cx="193516" cy="153716"/>
+            <wp:effectExtent l="0" t="0" r="0" b="0"/>
             <wp:docPr id="9002" name="chk_t_semi"/>
             <wp:cNvGraphicFramePr/>
-            <a:graphic>
+            <a:graphic xmlns:a="http://schemas.openxmlformats.org/drawingml/2006/main">
               <a:graphicData uri="http://schemas.openxmlformats.org/drawingml/2006/picture">
-                <pic:pic>
+                <pic:pic xmlns:pic="http://schemas.openxmlformats.org/drawingml/2006/picture">
                   <pic:nvPicPr>
                     <pic:cNvPr id="0" name="chk.png"/>
                     <pic:cNvPicPr/>
                   </pic:nvPicPr>
                   <pic:blipFill>
-                    <a:blip r:embed="rIdChk"/>
+                    <a:blip r:embed="rId7"/>
                     <a:stretch>
                       <a:fillRect/>
                     </a:stretch>
@@ -634,77 +608,48 @@
       </w:r>
       <w:r>
         <w:rPr>
-          <w:rFonts w:ascii="Wingdings" w:hAnsi="Wingdings" w:cs="Wingdings" w:eastAsia="Wingdings"/>
-          <w:sz w:val="32"/>
-          <w:szCs w:val="32"/>
-        </w:rPr>
-        <w:t xml:space="preserve">{/t_semi}{^t_semi}</w:t>
-      </w:r>
-      <w:r>
-        <w:rPr>
-          <w:rFonts w:ascii="Wingdings" w:hAnsi="Wingdings" w:cs="Wingdings" w:eastAsia="Wingdings"/>
-          <w:sz w:val="32"/>
-          <w:szCs w:val="32"/>
-        </w:rPr>
-        <w:t xml:space="preserve">¦</w:t>
-      </w:r>
-      <w:r>
-        <w:rPr>
-          <w:rFonts w:ascii="Wingdings" w:hAnsi="Wingdings" w:cs="Wingdings" w:eastAsia="Wingdings"/>
-          <w:sz w:val="32"/>
-          <w:szCs w:val="32"/>
-        </w:rPr>
-        <w:t xml:space="preserve">{/t_semi}</w:t>
-      </w:r>
-      <w:r>
-        <w:rPr>
-          <w:rFonts w:ascii="TH SarabunPSK" w:hAnsi="TH SarabunPSK" w:cs="TH SarabunPSK" w:eastAsia="TH SarabunPSK"/>
-          <w:sz w:val="32"/>
-          <w:szCs w:val="32"/>
+          <w:rFonts w:ascii="Wingdings" w:eastAsia="Wingdings" w:hAnsi="Wingdings" w:cs="Wingdings"/>
+        </w:rPr>
+        <w:t>{/t_semi}{^t_semi}¦{/t_semi}</w:t>
+      </w:r>
+      <w:r>
+        <w:rPr>
+          <w:rFonts w:ascii="TH SarabunPSK" w:hAnsi="TH SarabunPSK"/>
         </w:rPr>
         <w:t xml:space="preserve"> </w:t>
       </w:r>
       <w:r>
         <w:rPr>
-          <w:rFonts w:ascii="TH SarabunPSK" w:hAnsi="TH SarabunPSK" w:cs="TH SarabunPSK" w:eastAsia="TH SarabunPSK"/>
-          <w:sz w:val="32"/>
-          <w:szCs w:val="32"/>
-          <w:cs/>
-        </w:rPr>
-        <w:t>ส</w:t>
-      </w:r>
-      <w:r>
-        <w:rPr>
-          <w:rFonts w:ascii="TH SarabunPSK" w:hAnsi="TH SarabunPSK" w:cs="TH SarabunPSK" w:eastAsia="TH SarabunPSK"/>
-          <w:sz w:val="32"/>
-          <w:szCs w:val="32"/>
-          <w:cs/>
-        </w:rPr>
-        <w:t xml:space="preserve">ัมมนา       </w:t>
-      </w:r>
-      <w:r>
-        <w:rPr>
-          <w:rFonts w:ascii="Wingdings" w:hAnsi="Wingdings" w:cs="Wingdings" w:eastAsia="Wingdings"/>
-          <w:sz w:val="32"/>
-          <w:szCs w:val="32"/>
-        </w:rPr>
-        <w:t xml:space="preserve">{#t_work}</w:t>
-      </w:r>
-      <w:r xmlns:a="http://schemas.openxmlformats.org/drawingml/2006/main" xmlns:pic="http://schemas.openxmlformats.org/drawingml/2006/picture">
+          <w:rFonts w:ascii="TH SarabunPSK" w:hAnsi="TH SarabunPSK"/>
+          <w:cs/>
+        </w:rPr>
+        <w:t xml:space="preserve">สัมมนา       </w:t>
+      </w:r>
+      <w:r>
+        <w:rPr>
+          <w:rFonts w:ascii="Wingdings" w:eastAsia="Wingdings" w:hAnsi="Wingdings" w:cs="Wingdings"/>
+        </w:rPr>
+        <w:t>{#t_work}</w:t>
+      </w:r>
+      <w:r>
+        <w:rPr>
+          <w:noProof/>
+        </w:rPr>
         <w:drawing>
-          <wp:inline distT="0" distB="0" distL="0" distR="0">
+          <wp:inline distT="0" distB="0" distL="0" distR="0" wp14:anchorId="253054C6" wp14:editId="4A30E6DA">
             <wp:extent cx="193516" cy="153716"/>
+            <wp:effectExtent l="0" t="0" r="0" b="0"/>
             <wp:docPr id="9003" name="chk_t_work"/>
             <wp:cNvGraphicFramePr/>
-            <a:graphic>
+            <a:graphic xmlns:a="http://schemas.openxmlformats.org/drawingml/2006/main">
               <a:graphicData uri="http://schemas.openxmlformats.org/drawingml/2006/picture">
-                <pic:pic>
+                <pic:pic xmlns:pic="http://schemas.openxmlformats.org/drawingml/2006/picture">
                   <pic:nvPicPr>
                     <pic:cNvPr id="0" name="chk.png"/>
                     <pic:cNvPicPr/>
                   </pic:nvPicPr>
                   <pic:blipFill>
-                    <a:blip r:embed="rIdChk"/>
+                    <a:blip r:embed="rId7"/>
                     <a:stretch>
                       <a:fillRect/>
                     </a:stretch>
@@ -726,41 +671,19 @@
       </w:r>
       <w:r>
         <w:rPr>
-          <w:rFonts w:ascii="Wingdings" w:hAnsi="Wingdings" w:cs="Wingdings" w:eastAsia="Wingdings"/>
-          <w:sz w:val="32"/>
-          <w:szCs w:val="32"/>
-        </w:rPr>
-        <w:t xml:space="preserve">{/t_work}{^t_work}</w:t>
-      </w:r>
-      <w:r>
-        <w:rPr>
-          <w:rFonts w:ascii="Wingdings" w:hAnsi="Wingdings" w:cs="Wingdings" w:eastAsia="Wingdings"/>
-          <w:sz w:val="32"/>
-          <w:szCs w:val="32"/>
-        </w:rPr>
-        <w:t xml:space="preserve">¦</w:t>
-      </w:r>
-      <w:r>
-        <w:rPr>
-          <w:rFonts w:ascii="Wingdings" w:hAnsi="Wingdings" w:cs="Wingdings" w:eastAsia="Wingdings"/>
-          <w:sz w:val="32"/>
-          <w:szCs w:val="32"/>
-        </w:rPr>
-        <w:t xml:space="preserve">{/t_work}</w:t>
-      </w:r>
-      <w:r>
-        <w:rPr>
-          <w:rFonts w:ascii="TH SarabunPSK" w:hAnsi="TH SarabunPSK" w:cs="TH SarabunPSK" w:eastAsia="TH SarabunPSK"/>
-          <w:sz w:val="32"/>
-          <w:szCs w:val="32"/>
+          <w:rFonts w:ascii="Wingdings" w:eastAsia="Wingdings" w:hAnsi="Wingdings" w:cs="Wingdings"/>
+        </w:rPr>
+        <w:t>{/t_work}{^t_work}¦{/t_work}</w:t>
+      </w:r>
+      <w:r>
+        <w:rPr>
+          <w:rFonts w:ascii="TH SarabunPSK" w:hAnsi="TH SarabunPSK"/>
         </w:rPr>
         <w:t xml:space="preserve"> </w:t>
       </w:r>
       <w:r>
         <w:rPr>
-          <w:rFonts w:ascii="TH SarabunPSK" w:hAnsi="TH SarabunPSK" w:cs="TH SarabunPSK" w:eastAsia="TH SarabunPSK"/>
-          <w:sz w:val="32"/>
-          <w:szCs w:val="32"/>
+          <w:rFonts w:ascii="TH SarabunPSK" w:hAnsi="TH SarabunPSK"/>
           <w:cs/>
         </w:rPr>
         <w:t xml:space="preserve">ปฏิบัติงาน     </w:t>
@@ -769,43 +692,41 @@
     <w:p>
       <w:pPr>
         <w:rPr>
-          <w:rFonts w:ascii="TH SarabunPSK" w:hAnsi="TH SarabunPSK" w:cs="TH SarabunPSK" w:eastAsia="TH SarabunPSK"/>
-          <w:sz w:val="32"/>
-          <w:szCs w:val="32"/>
-        </w:rPr>
-      </w:pPr>
-      <w:r>
-        <w:rPr>
-          <w:rFonts w:ascii="TH SarabunPSK" w:hAnsi="TH SarabunPSK" w:cs="TH SarabunPSK" w:eastAsia="TH SarabunPSK"/>
-          <w:sz w:val="32"/>
-          <w:szCs w:val="32"/>
+          <w:rFonts w:ascii="TH SarabunPSK" w:hAnsi="TH SarabunPSK"/>
+        </w:rPr>
+      </w:pPr>
+      <w:r>
+        <w:rPr>
+          <w:rFonts w:ascii="TH SarabunPSK" w:hAnsi="TH SarabunPSK"/>
           <w:cs/>
         </w:rPr>
         <w:t xml:space="preserve">                             ณ   </w:t>
       </w:r>
       <w:r>
         <w:rPr>
-          <w:rFonts w:ascii="Wingdings" w:hAnsi="Wingdings" w:cs="Wingdings" w:eastAsia="Wingdings"/>
-          <w:sz w:val="32"/>
-          <w:szCs w:val="32"/>
-        </w:rPr>
-        <w:t xml:space="preserve">{#loc_in}</w:t>
-      </w:r>
-      <w:r xmlns:a="http://schemas.openxmlformats.org/drawingml/2006/main" xmlns:pic="http://schemas.openxmlformats.org/drawingml/2006/picture">
+          <w:rFonts w:ascii="Wingdings" w:eastAsia="Wingdings" w:hAnsi="Wingdings" w:cs="Wingdings"/>
+        </w:rPr>
+        <w:t>{#loc_in}</w:t>
+      </w:r>
+      <w:r>
+        <w:rPr>
+          <w:noProof/>
+        </w:rPr>
         <w:drawing>
-          <wp:inline distT="0" distB="0" distL="0" distR="0">
+          <wp:inline distT="0" distB="0" distL="0" distR="0" wp14:anchorId="51151881" wp14:editId="3159E880">
             <wp:extent cx="181141" cy="151012"/>
+            <wp:effectExtent l="0" t="0" r="0" b="0"/>
             <wp:docPr id="9101" name="box_loc_in"/>
             <wp:cNvGraphicFramePr/>
-            <a:graphic>
+            <a:graphic xmlns:a="http://schemas.openxmlformats.org/drawingml/2006/main">
               <a:graphicData uri="http://schemas.openxmlformats.org/drawingml/2006/picture">
-                <pic:pic>
+                <pic:pic xmlns:pic="http://schemas.openxmlformats.org/drawingml/2006/picture">
                   <pic:nvPicPr>
                     <pic:cNvPr id="0" name="chkbox.png"/>
                     <pic:cNvPicPr/>
                   </pic:nvPicPr>
                   <pic:blipFill>
-                    <a:blip r:embed="rIdBox"/>
+                    <a:blip r:embed="rId8"/>
                     <a:stretch>
                       <a:fillRect/>
                     </a:stretch>
@@ -827,60 +748,42 @@
       </w:r>
       <w:r>
         <w:rPr>
-          <w:rFonts w:ascii="Wingdings" w:hAnsi="Wingdings" w:cs="Wingdings" w:eastAsia="Wingdings"/>
-          <w:sz w:val="32"/>
-          <w:szCs w:val="32"/>
-        </w:rPr>
-        <w:t xml:space="preserve">{/loc_in}{^loc_in}</w:t>
-      </w:r>
-      <w:r>
-        <w:rPr>
-          <w:rFonts w:ascii="Wingdings" w:hAnsi="Wingdings" w:cs="Wingdings" w:eastAsia="Wingdings"/>
-          <w:sz w:val="32"/>
-          <w:szCs w:val="32"/>
-        </w:rPr>
-        <w:t xml:space="preserve">r</w:t>
-      </w:r>
-      <w:r>
-        <w:rPr>
-          <w:rFonts w:ascii="Wingdings" w:hAnsi="Wingdings" w:cs="Wingdings" w:eastAsia="Wingdings"/>
-          <w:sz w:val="32"/>
-          <w:szCs w:val="32"/>
-        </w:rPr>
-        <w:t xml:space="preserve">{/loc_in}</w:t>
-      </w:r>
-      <w:r>
-        <w:rPr>
-          <w:rFonts w:ascii="TH SarabunPSK" w:hAnsi="TH SarabunPSK" w:cs="TH SarabunPSK" w:eastAsia="TH SarabunPSK"/>
-          <w:sz w:val="32"/>
-          <w:szCs w:val="32"/>
+          <w:rFonts w:ascii="Wingdings" w:eastAsia="Wingdings" w:hAnsi="Wingdings" w:cs="Wingdings"/>
+        </w:rPr>
+        <w:t>{/loc_in}{^loc_in}r{/loc_in}</w:t>
+      </w:r>
+      <w:r>
+        <w:rPr>
+          <w:rFonts w:ascii="TH SarabunPSK" w:hAnsi="TH SarabunPSK"/>
           <w:cs/>
         </w:rPr>
         <w:t xml:space="preserve"> ในประเทศ  </w:t>
       </w:r>
       <w:r>
         <w:rPr>
-          <w:rFonts w:ascii="Wingdings" w:hAnsi="Wingdings" w:cs="Wingdings" w:eastAsia="Wingdings"/>
-          <w:sz w:val="32"/>
-          <w:szCs w:val="32"/>
-        </w:rPr>
-        <w:t xml:space="preserve">{#loc_out}</w:t>
-      </w:r>
-      <w:r xmlns:a="http://schemas.openxmlformats.org/drawingml/2006/main" xmlns:pic="http://schemas.openxmlformats.org/drawingml/2006/picture">
+          <w:rFonts w:ascii="Wingdings" w:eastAsia="Wingdings" w:hAnsi="Wingdings" w:cs="Wingdings"/>
+        </w:rPr>
+        <w:t>{#loc_out}</w:t>
+      </w:r>
+      <w:r>
+        <w:rPr>
+          <w:noProof/>
+        </w:rPr>
         <w:drawing>
-          <wp:inline distT="0" distB="0" distL="0" distR="0">
+          <wp:inline distT="0" distB="0" distL="0" distR="0" wp14:anchorId="613955F5" wp14:editId="6FA38193">
             <wp:extent cx="181141" cy="151012"/>
+            <wp:effectExtent l="0" t="0" r="0" b="0"/>
             <wp:docPr id="9102" name="box_loc_out"/>
             <wp:cNvGraphicFramePr/>
-            <a:graphic>
+            <a:graphic xmlns:a="http://schemas.openxmlformats.org/drawingml/2006/main">
               <a:graphicData uri="http://schemas.openxmlformats.org/drawingml/2006/picture">
-                <pic:pic>
+                <pic:pic xmlns:pic="http://schemas.openxmlformats.org/drawingml/2006/picture">
                   <pic:nvPicPr>
                     <pic:cNvPr id="0" name="chkbox.png"/>
                     <pic:cNvPicPr/>
                   </pic:nvPicPr>
                   <pic:blipFill>
-                    <a:blip r:embed="rIdBox"/>
+                    <a:blip r:embed="rId8"/>
                     <a:stretch>
                       <a:fillRect/>
                     </a:stretch>
@@ -902,33 +805,13 @@
       </w:r>
       <w:r>
         <w:rPr>
-          <w:rFonts w:ascii="Wingdings" w:hAnsi="Wingdings" w:cs="Wingdings" w:eastAsia="Wingdings"/>
-          <w:sz w:val="32"/>
-          <w:szCs w:val="32"/>
-        </w:rPr>
-        <w:t xml:space="preserve">{/loc_out}{^loc_out}</w:t>
-      </w:r>
-      <w:r>
-        <w:rPr>
-          <w:rFonts w:ascii="Wingdings" w:hAnsi="Wingdings" w:cs="Wingdings" w:eastAsia="Wingdings"/>
-          <w:sz w:val="32"/>
-          <w:szCs w:val="32"/>
-        </w:rPr>
-        <w:t xml:space="preserve">r</w:t>
-      </w:r>
-      <w:r>
-        <w:rPr>
-          <w:rFonts w:ascii="Wingdings" w:hAnsi="Wingdings" w:cs="Wingdings" w:eastAsia="Wingdings"/>
-          <w:sz w:val="32"/>
-          <w:szCs w:val="32"/>
-        </w:rPr>
-        <w:t xml:space="preserve">{/loc_out}</w:t>
-      </w:r>
-      <w:r>
-        <w:rPr>
-          <w:rFonts w:ascii="TH SarabunPSK" w:hAnsi="TH SarabunPSK" w:cs="TH SarabunPSK" w:eastAsia="TH SarabunPSK"/>
-          <w:sz w:val="32"/>
-          <w:szCs w:val="32"/>
+          <w:rFonts w:ascii="Wingdings" w:eastAsia="Wingdings" w:hAnsi="Wingdings" w:cs="Wingdings"/>
+        </w:rPr>
+        <w:t>{/loc_out}{^loc_out}r{/loc_out}</w:t>
+      </w:r>
+      <w:r>
+        <w:rPr>
+          <w:rFonts w:ascii="TH SarabunPSK" w:hAnsi="TH SarabunPSK"/>
           <w:cs/>
         </w:rPr>
         <w:t xml:space="preserve"> ต่างประเทศ</w:t>
@@ -938,38 +821,30 @@
       <w:pPr>
         <w:spacing w:line="216" w:lineRule="auto"/>
         <w:rPr>
-          <w:rFonts w:ascii="TH SarabunPSK" w:hAnsi="TH SarabunPSK" w:cs="TH SarabunPSK" w:eastAsia="TH SarabunPSK"/>
-          <w:sz w:val="32"/>
-          <w:szCs w:val="32"/>
-        </w:rPr>
-      </w:pPr>
-      <w:r>
-        <w:rPr>
-          <w:rFonts w:ascii="TH SarabunPSK" w:hAnsi="TH SarabunPSK" w:cs="TH SarabunPSK" w:eastAsia="TH SarabunPSK"/>
+          <w:rFonts w:ascii="TH SarabunPSK" w:hAnsi="TH SarabunPSK"/>
+        </w:rPr>
+      </w:pPr>
+      <w:r>
+        <w:rPr>
+          <w:rFonts w:ascii="TH SarabunPSK" w:hAnsi="TH SarabunPSK"/>
           <w:b/>
           <w:bCs/>
-          <w:sz w:val="32"/>
-          <w:szCs w:val="32"/>
           <w:cs/>
         </w:rPr>
         <w:t xml:space="preserve">๒.  </w:t>
       </w:r>
       <w:r>
         <w:rPr>
-          <w:rFonts w:ascii="TH SarabunPSK" w:hAnsi="TH SarabunPSK" w:cs="TH SarabunPSK" w:eastAsia="TH SarabunPSK"/>
-          <w:sz w:val="32"/>
-          <w:szCs w:val="32"/>
+          <w:rFonts w:ascii="TH SarabunPSK" w:hAnsi="TH SarabunPSK"/>
           <w:cs/>
         </w:rPr>
         <w:t xml:space="preserve"> </w:t>
       </w:r>
       <w:r>
         <w:rPr>
-          <w:rFonts w:ascii="TH SarabunPSK" w:hAnsi="TH SarabunPSK" w:cs="TH SarabunPSK" w:eastAsia="TH SarabunPSK"/>
+          <w:rFonts w:ascii="TH SarabunPSK" w:hAnsi="TH SarabunPSK"/>
           <w:b/>
           <w:bCs/>
-          <w:sz w:val="32"/>
-          <w:szCs w:val="32"/>
           <w:cs/>
         </w:rPr>
         <w:t>ข้อมูลการลา</w:t>
@@ -980,30 +855,24 @@
         <w:spacing w:line="216" w:lineRule="auto"/>
         <w:ind w:left="450"/>
         <w:rPr>
-          <w:rFonts w:ascii="TH SarabunPSK" w:hAnsi="TH SarabunPSK" w:cs="TH SarabunPSK" w:eastAsia="TH SarabunPSK"/>
-          <w:sz w:val="32"/>
-          <w:szCs w:val="32"/>
+          <w:rFonts w:ascii="TH SarabunPSK" w:hAnsi="TH SarabunPSK"/>
         </w:rPr>
       </w:pPr>
       <w:bookmarkStart w:id="0" w:name="_Hlk233877334"/>
       <w:r>
         <w:rPr>
-          <w:rFonts w:ascii="TH SarabunPSK" w:hAnsi="TH SarabunPSK" w:cs="TH SarabunPSK" w:eastAsia="TH SarabunPSK"/>
+          <w:rFonts w:ascii="TH SarabunPSK" w:hAnsi="TH SarabunPSK"/>
           <w:b/>
           <w:bCs/>
-          <w:sz w:val="32"/>
-          <w:szCs w:val="32"/>
           <w:cs/>
         </w:rPr>
         <w:t xml:space="preserve">โครงการ/หัวข้อ </w:t>
       </w:r>
       <w:r>
         <w:rPr>
-          <w:rFonts w:ascii="TH SarabunPSK" w:hAnsi="TH SarabunPSK" w:cs="TH SarabunPSK" w:eastAsia="TH SarabunPSK"/>
-          <w:sz w:val="32"/>
-          <w:szCs w:val="32"/>
-        </w:rPr>
-        <w:t xml:space="preserve">{project}</w:t>
+          <w:rFonts w:ascii="TH SarabunPSK" w:hAnsi="TH SarabunPSK"/>
+        </w:rPr>
+        <w:t>{project}</w:t>
       </w:r>
     </w:p>
     <w:p>
@@ -1011,59 +880,63 @@
         <w:spacing w:line="216" w:lineRule="auto"/>
         <w:ind w:left="450"/>
         <w:rPr>
-          <w:rFonts w:ascii="TH SarabunPSK" w:hAnsi="TH SarabunPSK" w:cs="TH SarabunPSK" w:eastAsia="TH SarabunPSK"/>
-          <w:sz w:val="32"/>
-          <w:szCs w:val="32"/>
-          <w:cs/>
-        </w:rPr>
-      </w:pPr>
-      <w:r>
-        <w:rPr>
-          <w:rFonts w:ascii="TH SarabunPSK" w:hAnsi="TH SarabunPSK" w:cs="TH SarabunPSK" w:eastAsia="TH SarabunPSK"/>
+          <w:rFonts w:ascii="TH SarabunPSK" w:hAnsi="TH SarabunPSK"/>
+          <w:cs/>
+        </w:rPr>
+      </w:pPr>
+      <w:r>
+        <w:rPr>
+          <w:rFonts w:ascii="TH SarabunPSK" w:hAnsi="TH SarabunPSK"/>
           <w:b/>
           <w:bCs/>
-          <w:sz w:val="32"/>
-          <w:szCs w:val="32"/>
           <w:cs/>
         </w:rPr>
         <w:t>สถานที่/องค์กร</w:t>
       </w:r>
       <w:r>
         <w:rPr>
-          <w:rFonts w:ascii="TH SarabunPSK" w:hAnsi="TH SarabunPSK" w:cs="TH SarabunPSK" w:eastAsia="TH SarabunPSK"/>
-          <w:sz w:val="32"/>
-          <w:szCs w:val="32"/>
+          <w:rFonts w:ascii="TH SarabunPSK" w:hAnsi="TH SarabunPSK"/>
           <w:cs/>
         </w:rPr>
         <w:t xml:space="preserve"> </w:t>
       </w:r>
       <w:r>
         <w:rPr>
-          <w:rFonts w:ascii="TH SarabunPSK" w:hAnsi="TH SarabunPSK" w:cs="TH SarabunPSK" w:eastAsia="TH SarabunPSK"/>
-          <w:sz w:val="32"/>
-          <w:szCs w:val="32"/>
-        </w:rPr>
-        <w:t xml:space="preserve">{place}</w:t>
-      </w:r>
-      <w:r>
-        <w:rPr>
-          <w:rFonts w:ascii="TH SarabunPSK" w:hAnsi="TH SarabunPSK" w:cs="TH SarabunPSK" w:eastAsia="TH SarabunPSK"/>
+          <w:rFonts w:ascii="TH SarabunPSK" w:hAnsi="TH SarabunPSK"/>
+        </w:rPr>
+        <w:t>{place}</w:t>
+      </w:r>
+      <w:r>
+        <w:rPr>
+          <w:rFonts w:ascii="TH SarabunPSK" w:hAnsi="TH SarabunPSK"/>
           <w:b/>
           <w:bCs/>
-          <w:sz w:val="32"/>
-          <w:szCs w:val="32"/>
           <w:cs/>
         </w:rPr>
         <w:t xml:space="preserve"> จังหวัด/ประเทศ</w:t>
       </w:r>
       <w:r>
         <w:rPr>
-          <w:rFonts w:ascii="TH SarabunPSK" w:hAnsi="TH SarabunPSK" w:cs="TH SarabunPSK" w:eastAsia="TH SarabunPSK"/>
-          <w:sz w:val="32"/>
-          <w:szCs w:val="32"/>
-          <w:cs/>
-        </w:rPr>
-        <w:t xml:space="preserve"> {country}</w:t>
+          <w:rFonts w:ascii="TH SarabunPSK" w:hAnsi="TH SarabunPSK"/>
+          <w:cs/>
+        </w:rPr>
+        <w:t xml:space="preserve"> {</w:t>
+      </w:r>
+      <w:proofErr w:type="spellStart"/>
+      <w:r>
+        <w:rPr>
+          <w:rFonts w:ascii="TH SarabunPSK" w:hAnsi="TH SarabunPSK"/>
+          <w:cs/>
+        </w:rPr>
+        <w:t>country</w:t>
+      </w:r>
+      <w:proofErr w:type="spellEnd"/>
+      <w:r>
+        <w:rPr>
+          <w:rFonts w:ascii="TH SarabunPSK" w:hAnsi="TH SarabunPSK"/>
+          <w:cs/>
+        </w:rPr>
+        <w:t>}</w:t>
       </w:r>
     </w:p>
     <w:p>
@@ -1071,227 +944,170 @@
         <w:spacing w:line="216" w:lineRule="auto"/>
         <w:ind w:left="450"/>
         <w:rPr>
-          <w:rFonts w:ascii="TH SarabunPSK" w:hAnsi="TH SarabunPSK" w:cs="TH SarabunPSK" w:eastAsia="TH SarabunPSK"/>
+          <w:rFonts w:ascii="TH SarabunPSK" w:hAnsi="TH SarabunPSK"/>
           <w:b/>
           <w:bCs/>
-          <w:sz w:val="32"/>
-          <w:szCs w:val="32"/>
-        </w:rPr>
-      </w:pPr>
-      <w:r>
-        <w:rPr>
-          <w:rFonts w:ascii="TH SarabunPSK" w:hAnsi="TH SarabunPSK" w:cs="TH SarabunPSK" w:eastAsia="TH SarabunPSK"/>
+        </w:rPr>
+      </w:pPr>
+      <w:r>
+        <w:rPr>
+          <w:rFonts w:ascii="TH SarabunPSK" w:hAnsi="TH SarabunPSK"/>
           <w:b/>
           <w:bCs/>
-          <w:sz w:val="32"/>
-          <w:szCs w:val="32"/>
-          <w:cs/>
-        </w:rPr>
-        <w:t>ระยะเวลาที่ลา</w:t>
-      </w:r>
-      <w:r>
-        <w:rPr>
-          <w:rFonts w:ascii="TH SarabunPSK" w:hAnsi="TH SarabunPSK" w:cs="TH SarabunPSK" w:eastAsia="TH SarabunPSK"/>
+          <w:cs/>
+        </w:rPr>
+        <w:t xml:space="preserve">ระยะเวลาที่ลา มีกำหนด </w:t>
+      </w:r>
+      <w:r>
+        <w:rPr>
+          <w:rFonts w:ascii="TH SarabunPSK" w:hAnsi="TH SarabunPSK"/>
+          <w:cs/>
+        </w:rPr>
+        <w:t>{</w:t>
+      </w:r>
+      <w:proofErr w:type="spellStart"/>
+      <w:r>
+        <w:rPr>
+          <w:rFonts w:ascii="TH SarabunPSK" w:hAnsi="TH SarabunPSK"/>
+          <w:cs/>
+        </w:rPr>
+        <w:t>days</w:t>
+      </w:r>
+      <w:proofErr w:type="spellEnd"/>
+      <w:r>
+        <w:rPr>
+          <w:rFonts w:ascii="TH SarabunPSK" w:hAnsi="TH SarabunPSK"/>
+          <w:cs/>
+        </w:rPr>
+        <w:t>} วัน</w:t>
+      </w:r>
+      <w:r>
+        <w:rPr>
+          <w:rFonts w:ascii="TH SarabunPSK" w:hAnsi="TH SarabunPSK"/>
           <w:b/>
           <w:bCs/>
-          <w:sz w:val="32"/>
-          <w:szCs w:val="32"/>
-          <w:cs/>
-        </w:rPr>
-        <w:t xml:space="preserve"> มีกำหนด </w:t>
-      </w:r>
-      <w:r>
-        <w:rPr>
-          <w:rFonts w:ascii="TH SarabunPSK" w:hAnsi="TH SarabunPSK" w:cs="TH SarabunPSK" w:eastAsia="TH SarabunPSK"/>
-          <w:sz w:val="32"/>
-          <w:szCs w:val="32"/>
-          <w:cs/>
-        </w:rPr>
-        <w:t xml:space="preserve">{days} วัน</w:t>
-      </w:r>
-      <w:r>
-        <w:rPr>
-          <w:rFonts w:ascii="TH SarabunPSK" w:hAnsi="TH SarabunPSK" w:cs="TH SarabunPSK" w:eastAsia="TH SarabunPSK"/>
+          <w:cs/>
+        </w:rPr>
+        <w:t xml:space="preserve"> ตั้งแต่วันที่ </w:t>
+      </w:r>
+      <w:r>
+        <w:rPr>
+          <w:rFonts w:ascii="TH SarabunPSK" w:hAnsi="TH SarabunPSK"/>
+          <w:cs/>
+        </w:rPr>
+        <w:t>{</w:t>
+      </w:r>
+      <w:proofErr w:type="spellStart"/>
+      <w:r>
+        <w:rPr>
+          <w:rFonts w:ascii="TH SarabunPSK" w:hAnsi="TH SarabunPSK"/>
+          <w:cs/>
+        </w:rPr>
+        <w:t>dateFrom</w:t>
+      </w:r>
+      <w:proofErr w:type="spellEnd"/>
+      <w:r>
+        <w:rPr>
+          <w:rFonts w:ascii="TH SarabunPSK" w:hAnsi="TH SarabunPSK"/>
+          <w:cs/>
+        </w:rPr>
+        <w:t>}</w:t>
+      </w:r>
+      <w:r>
+        <w:rPr>
+          <w:rFonts w:ascii="TH SarabunPSK" w:hAnsi="TH SarabunPSK"/>
           <w:b/>
           <w:bCs/>
-          <w:sz w:val="32"/>
-          <w:szCs w:val="32"/>
-          <w:cs/>
-        </w:rPr>
-        <w:t xml:space="preserve"> </w:t>
-      </w:r>
-      <w:r>
-        <w:rPr>
-          <w:rFonts w:ascii="TH SarabunPSK" w:hAnsi="TH SarabunPSK" w:cs="TH SarabunPSK" w:eastAsia="TH SarabunPSK"/>
+          <w:cs/>
+        </w:rPr>
+        <w:t xml:space="preserve"> ถึงวันที่ </w:t>
+      </w:r>
+      <w:r>
+        <w:rPr>
+          <w:rFonts w:ascii="TH SarabunPSK" w:hAnsi="TH SarabunPSK"/>
+          <w:cs/>
+        </w:rPr>
+        <w:t>{</w:t>
+      </w:r>
+      <w:proofErr w:type="spellStart"/>
+      <w:r>
+        <w:rPr>
+          <w:rFonts w:ascii="TH SarabunPSK" w:hAnsi="TH SarabunPSK"/>
+          <w:cs/>
+        </w:rPr>
+        <w:t>dateTo</w:t>
+      </w:r>
+      <w:proofErr w:type="spellEnd"/>
+      <w:r>
+        <w:rPr>
+          <w:rFonts w:ascii="TH SarabunPSK" w:hAnsi="TH SarabunPSK"/>
+          <w:cs/>
+        </w:rPr>
+        <w:t>}</w:t>
+      </w:r>
+      <w:r>
+        <w:rPr>
+          <w:rFonts w:ascii="TH SarabunPSK" w:hAnsi="TH SarabunPSK"/>
           <w:b/>
           <w:bCs/>
-          <w:sz w:val="32"/>
-          <w:szCs w:val="32"/>
-          <w:cs/>
-        </w:rPr>
-        <w:t>ตั้งแต่วันที่</w:t>
-      </w:r>
-      <w:r>
-        <w:rPr>
-          <w:rFonts w:ascii="TH SarabunPSK" w:hAnsi="TH SarabunPSK" w:cs="TH SarabunPSK" w:eastAsia="TH SarabunPSK"/>
+          <w:cs/>
+        </w:rPr>
+        <w:t xml:space="preserve">  </w:t>
+      </w:r>
+    </w:p>
+    <w:p>
+      <w:pPr>
+        <w:spacing w:line="216" w:lineRule="auto"/>
+        <w:ind w:left="450"/>
+        <w:rPr>
+          <w:rFonts w:ascii="TH SarabunPSK" w:hAnsi="TH SarabunPSK"/>
           <w:b/>
           <w:bCs/>
-          <w:sz w:val="32"/>
-          <w:szCs w:val="32"/>
-          <w:cs/>
-        </w:rPr>
-        <w:t xml:space="preserve"> </w:t>
-      </w:r>
-      <w:r>
-        <w:rPr>
-          <w:rFonts w:ascii="TH SarabunPSK" w:hAnsi="TH SarabunPSK" w:cs="TH SarabunPSK" w:eastAsia="TH SarabunPSK"/>
-          <w:sz w:val="32"/>
-          <w:szCs w:val="32"/>
-          <w:cs/>
-        </w:rPr>
-        <w:t xml:space="preserve">{dateFrom}</w:t>
-      </w:r>
-      <w:r>
-        <w:rPr>
-          <w:rFonts w:ascii="TH SarabunPSK" w:hAnsi="TH SarabunPSK" w:cs="TH SarabunPSK" w:eastAsia="TH SarabunPSK"/>
+        </w:rPr>
+      </w:pPr>
+      <w:r>
+        <w:rPr>
+          <w:rFonts w:ascii="TH SarabunPSK" w:hAnsi="TH SarabunPSK"/>
           <w:b/>
           <w:bCs/>
-          <w:sz w:val="32"/>
-          <w:szCs w:val="32"/>
-          <w:cs/>
-        </w:rPr>
-        <w:t xml:space="preserve"> </w:t>
-      </w:r>
-      <w:r>
-        <w:rPr>
-          <w:rFonts w:ascii="TH SarabunPSK" w:hAnsi="TH SarabunPSK" w:cs="TH SarabunPSK" w:eastAsia="TH SarabunPSK"/>
+          <w:cs/>
+        </w:rPr>
+        <w:t>ชื่อทุน</w:t>
+      </w:r>
+      <w:r>
+        <w:rPr>
+          <w:rFonts w:ascii="TH SarabunPSK" w:hAnsi="TH SarabunPSK"/>
           <w:b/>
           <w:bCs/>
-          <w:sz w:val="32"/>
-          <w:szCs w:val="32"/>
-          <w:cs/>
-        </w:rPr>
-        <w:t>ถึงวันที่</w:t>
-      </w:r>
-      <w:r>
-        <w:rPr>
-          <w:rFonts w:ascii="TH SarabunPSK" w:hAnsi="TH SarabunPSK" w:cs="TH SarabunPSK" w:eastAsia="TH SarabunPSK"/>
+        </w:rPr>
+        <w:t xml:space="preserve"> </w:t>
+      </w:r>
+      <w:r>
+        <w:rPr>
+          <w:rFonts w:ascii="TH SarabunPSK" w:hAnsi="TH SarabunPSK"/>
+        </w:rPr>
+        <w:t>{fund}</w:t>
+      </w:r>
+    </w:p>
+    <w:bookmarkEnd w:id="0"/>
+    <w:p>
+      <w:pPr>
+        <w:spacing w:line="216" w:lineRule="auto"/>
+        <w:jc w:val="both"/>
+        <w:rPr>
+          <w:rFonts w:ascii="TH SarabunPSK" w:hAnsi="TH SarabunPSK"/>
           <w:b/>
           <w:bCs/>
-          <w:sz w:val="32"/>
-          <w:szCs w:val="32"/>
-          <w:cs/>
-        </w:rPr>
-        <w:t xml:space="preserve"> </w:t>
-      </w:r>
-      <w:r>
-        <w:rPr>
-          <w:rFonts w:ascii="TH SarabunPSK" w:hAnsi="TH SarabunPSK" w:cs="TH SarabunPSK" w:eastAsia="TH SarabunPSK"/>
-          <w:sz w:val="32"/>
-          <w:szCs w:val="32"/>
-          <w:cs/>
-        </w:rPr>
-        <w:t xml:space="preserve">{dateTo}</w:t>
-      </w:r>
-      <w:r>
-        <w:rPr>
-          <w:rFonts w:ascii="TH SarabunPSK" w:hAnsi="TH SarabunPSK" w:cs="TH SarabunPSK" w:eastAsia="TH SarabunPSK"/>
+        </w:rPr>
+      </w:pPr>
+      <w:r>
+        <w:rPr>
+          <w:rFonts w:ascii="TH SarabunPSK" w:hAnsi="TH SarabunPSK"/>
           <w:b/>
           <w:bCs/>
-          <w:sz w:val="32"/>
-          <w:szCs w:val="32"/>
-          <w:cs/>
-        </w:rPr>
-        <w:t xml:space="preserve">  </w:t>
-      </w:r>
-    </w:p>
-    <w:p>
-      <w:pPr>
-        <w:spacing w:line="216" w:lineRule="auto"/>
-        <w:ind w:left="450"/>
-        <w:rPr>
-          <w:rFonts w:ascii="TH SarabunPSK" w:hAnsi="TH SarabunPSK" w:cs="TH SarabunPSK" w:eastAsia="TH SarabunPSK"/>
-          <w:b/>
-          <w:bCs/>
-          <w:sz w:val="32"/>
-          <w:szCs w:val="32"/>
-        </w:rPr>
-      </w:pPr>
-      <w:r>
-        <w:rPr>
-          <w:rFonts w:ascii="TH SarabunPSK" w:hAnsi="TH SarabunPSK" w:cs="TH SarabunPSK" w:eastAsia="TH SarabunPSK"/>
-          <w:b/>
-          <w:bCs/>
-          <w:sz w:val="32"/>
-          <w:szCs w:val="32"/>
-          <w:cs/>
-        </w:rPr>
-        <w:t>ชื่อทุน</w:t>
-      </w:r>
-      <w:r>
-        <w:rPr>
-          <w:rFonts w:ascii="TH SarabunPSK" w:hAnsi="TH SarabunPSK" w:cs="TH SarabunPSK" w:eastAsia="TH SarabunPSK"/>
-          <w:b/>
-          <w:bCs/>
-          <w:sz w:val="32"/>
-          <w:szCs w:val="32"/>
-        </w:rPr>
-        <w:t xml:space="preserve"> </w:t>
-      </w:r>
-      <w:r>
-        <w:rPr>
-          <w:rFonts w:ascii="TH SarabunPSK" w:hAnsi="TH SarabunPSK" w:cs="TH SarabunPSK" w:eastAsia="TH SarabunPSK"/>
-          <w:sz w:val="32"/>
-          <w:szCs w:val="32"/>
-        </w:rPr>
-        <w:t xml:space="preserve">{fund}</w:t>
-      </w:r>
-    </w:p>
-    <w:bookmarkEnd w:id="0"/>
-    <w:p>
-      <w:pPr>
-        <w:spacing w:line="216" w:lineRule="auto"/>
-        <w:jc w:val="both"/>
-        <w:rPr>
-          <w:rFonts w:ascii="TH SarabunPSK" w:hAnsi="TH SarabunPSK" w:cs="TH SarabunPSK" w:eastAsia="TH SarabunPSK"/>
-          <w:b/>
-          <w:bCs/>
-          <w:sz w:val="32"/>
-          <w:szCs w:val="32"/>
-        </w:rPr>
-      </w:pPr>
-      <w:r>
-        <w:rPr>
-          <w:rFonts w:ascii="TH SarabunPSK" w:hAnsi="TH SarabunPSK" w:cs="TH SarabunPSK" w:eastAsia="TH SarabunPSK"/>
-          <w:b/>
-          <w:bCs/>
-          <w:sz w:val="32"/>
-          <w:szCs w:val="32"/>
-          <w:cs/>
-        </w:rPr>
-        <w:t>ได้แนบเอกสารประกอบการพิจารณา</w:t>
-      </w:r>
-      <w:r>
-        <w:rPr>
-          <w:rFonts w:ascii="TH SarabunPSK" w:hAnsi="TH SarabunPSK" w:cs="TH SarabunPSK" w:eastAsia="TH SarabunPSK"/>
-          <w:b/>
-          <w:bCs/>
-          <w:sz w:val="32"/>
-          <w:szCs w:val="32"/>
-          <w:cs/>
-        </w:rPr>
-        <w:t xml:space="preserve"> </w:t>
-      </w:r>
-      <w:r>
-        <w:rPr>
-          <w:rFonts w:ascii="TH SarabunPSK" w:hAnsi="TH SarabunPSK" w:cs="TH SarabunPSK" w:eastAsia="TH SarabunPSK"/>
-          <w:b/>
-          <w:bCs/>
-          <w:sz w:val="32"/>
-          <w:szCs w:val="32"/>
-          <w:cs/>
-        </w:rPr>
-        <w:t>ดังนี้</w:t>
+          <w:cs/>
+        </w:rPr>
+        <w:t>ได้แนบเอกสารประกอบการพิจารณา ดังนี้</w:t>
       </w:r>
     </w:p>
     <w:p>
@@ -1299,34 +1115,34 @@
         <w:spacing w:line="216" w:lineRule="auto"/>
         <w:ind w:left="420"/>
         <w:rPr>
-          <w:rFonts w:ascii="TH SarabunPSK" w:hAnsi="TH SarabunPSK" w:cs="TH SarabunPSK" w:eastAsia="TH SarabunPSK"/>
-          <w:sz w:val="32"/>
-          <w:szCs w:val="32"/>
-        </w:rPr>
-      </w:pPr>
-      <w:r>
-        <w:rPr>
-          <w:rFonts w:ascii="Wingdings" w:hAnsi="Wingdings" w:cs="Wingdings" w:eastAsia="Wingdings"/>
-          <w:sz w:val="32"/>
-          <w:szCs w:val="32"/>
-        </w:rPr>
-        <w:t xml:space="preserve">{#a_cert}</w:t>
-      </w:r>
-      <w:r xmlns:a="http://schemas.openxmlformats.org/drawingml/2006/main" xmlns:pic="http://schemas.openxmlformats.org/drawingml/2006/picture">
+          <w:rFonts w:ascii="TH SarabunPSK" w:hAnsi="TH SarabunPSK"/>
+        </w:rPr>
+      </w:pPr>
+      <w:r>
+        <w:rPr>
+          <w:rFonts w:ascii="Wingdings" w:eastAsia="Wingdings" w:hAnsi="Wingdings" w:cs="Wingdings"/>
+        </w:rPr>
+        <w:t>{#a_cert}</w:t>
+      </w:r>
+      <w:r>
+        <w:rPr>
+          <w:noProof/>
+        </w:rPr>
         <w:drawing>
-          <wp:inline distT="0" distB="0" distL="0" distR="0">
+          <wp:inline distT="0" distB="0" distL="0" distR="0" wp14:anchorId="6EAEE1FB" wp14:editId="46204482">
             <wp:extent cx="193516" cy="153716"/>
+            <wp:effectExtent l="0" t="0" r="0" b="0"/>
             <wp:docPr id="9004" name="chk_a_cert"/>
             <wp:cNvGraphicFramePr/>
-            <a:graphic>
+            <a:graphic xmlns:a="http://schemas.openxmlformats.org/drawingml/2006/main">
               <a:graphicData uri="http://schemas.openxmlformats.org/drawingml/2006/picture">
-                <pic:pic>
+                <pic:pic xmlns:pic="http://schemas.openxmlformats.org/drawingml/2006/picture">
                   <pic:nvPicPr>
                     <pic:cNvPr id="0" name="chk.png"/>
                     <pic:cNvPicPr/>
                   </pic:nvPicPr>
                   <pic:blipFill>
-                    <a:blip r:embed="rIdChk"/>
+                    <a:blip r:embed="rId7"/>
                     <a:stretch>
                       <a:fillRect/>
                     </a:stretch>
@@ -1348,105 +1164,63 @@
       </w:r>
       <w:r>
         <w:rPr>
-          <w:rFonts w:ascii="Wingdings" w:hAnsi="Wingdings" w:cs="Wingdings" w:eastAsia="Wingdings"/>
-          <w:sz w:val="32"/>
-          <w:szCs w:val="32"/>
-        </w:rPr>
-        <w:t xml:space="preserve">{/a_cert}{^a_cert}</w:t>
-      </w:r>
-      <w:r>
-        <w:rPr>
-          <w:rFonts w:ascii="Wingdings" w:hAnsi="Wingdings" w:cs="Wingdings" w:eastAsia="Wingdings"/>
-          <w:sz w:val="32"/>
-          <w:szCs w:val="32"/>
-        </w:rPr>
-        <w:t xml:space="preserve">¦</w:t>
-      </w:r>
-      <w:r>
-        <w:rPr>
-          <w:rFonts w:ascii="Wingdings" w:hAnsi="Wingdings" w:cs="Wingdings" w:eastAsia="Wingdings"/>
-          <w:sz w:val="32"/>
-          <w:szCs w:val="32"/>
-        </w:rPr>
-        <w:t xml:space="preserve">{/a_cert}</w:t>
-      </w:r>
-      <w:r>
-        <w:rPr>
-          <w:rFonts w:ascii="TH SarabunPSK" w:hAnsi="TH SarabunPSK" w:cs="TH SarabunPSK" w:eastAsia="TH SarabunPSK"/>
-          <w:sz w:val="32"/>
-          <w:szCs w:val="32"/>
-          <w:cs/>
-        </w:rPr>
-        <w:t xml:space="preserve"> </w:t>
-      </w:r>
-      <w:r>
-        <w:rPr>
-          <w:rFonts w:ascii="TH SarabunPSK" w:hAnsi="TH SarabunPSK" w:cs="TH SarabunPSK" w:eastAsia="TH SarabunPSK"/>
-          <w:sz w:val="32"/>
-          <w:szCs w:val="32"/>
-          <w:cs/>
-        </w:rPr>
-        <w:t xml:space="preserve"> </w:t>
-      </w:r>
-      <w:r>
-        <w:rPr>
-          <w:rFonts w:ascii="TH SarabunPSK" w:hAnsi="TH SarabunPSK" w:cs="TH SarabunPSK" w:eastAsia="TH SarabunPSK"/>
-          <w:sz w:val="32"/>
-          <w:szCs w:val="32"/>
-          <w:cs/>
-        </w:rPr>
-        <w:t>คำ</w:t>
-      </w:r>
-      <w:r>
-        <w:rPr>
-          <w:rFonts w:ascii="TH SarabunPSK" w:hAnsi="TH SarabunPSK" w:cs="TH SarabunPSK" w:eastAsia="TH SarabunPSK"/>
+          <w:rFonts w:ascii="Wingdings" w:eastAsia="Wingdings" w:hAnsi="Wingdings" w:cs="Wingdings"/>
+        </w:rPr>
+        <w:t>{/a_cert}{^a_cert}¦{/a_cert}</w:t>
+      </w:r>
+      <w:r>
+        <w:rPr>
+          <w:rFonts w:ascii="TH SarabunPSK" w:hAnsi="TH SarabunPSK"/>
+          <w:cs/>
+        </w:rPr>
+        <w:t xml:space="preserve">  คำ</w:t>
+      </w:r>
+      <w:r>
+        <w:rPr>
+          <w:rFonts w:ascii="TH SarabunPSK" w:hAnsi="TH SarabunPSK"/>
           <w:spacing w:val="-2"/>
-          <w:sz w:val="32"/>
-          <w:szCs w:val="32"/>
           <w:cs/>
         </w:rPr>
         <w:t>รับรองของผู้บังคับบัญชา</w:t>
       </w:r>
       <w:r>
         <w:rPr>
-          <w:rFonts w:ascii="TH SarabunPSK" w:hAnsi="TH SarabunPSK" w:cs="TH SarabunPSK" w:eastAsia="TH SarabunPSK"/>
-          <w:sz w:val="32"/>
-          <w:szCs w:val="32"/>
+          <w:rFonts w:ascii="TH SarabunPSK" w:hAnsi="TH SarabunPSK"/>
           <w:cs/>
         </w:rPr>
         <w:t xml:space="preserve">  </w:t>
       </w:r>
       <w:r>
         <w:rPr>
-          <w:rFonts w:ascii="TH SarabunPSK" w:hAnsi="TH SarabunPSK" w:cs="TH SarabunPSK" w:eastAsia="TH SarabunPSK"/>
-          <w:sz w:val="32"/>
-          <w:szCs w:val="32"/>
+          <w:rFonts w:ascii="TH SarabunPSK" w:hAnsi="TH SarabunPSK"/>
         </w:rPr>
         <w:t xml:space="preserve">  </w:t>
       </w:r>
       <w:r>
         <w:rPr>
-          <w:rFonts w:ascii="Wingdings" w:hAnsi="Wingdings" w:cs="Wingdings" w:eastAsia="Wingdings"/>
-          <w:sz w:val="32"/>
-          <w:szCs w:val="32"/>
-        </w:rPr>
-        <w:t xml:space="preserve">{#a_invite}</w:t>
-      </w:r>
-      <w:r xmlns:a="http://schemas.openxmlformats.org/drawingml/2006/main" xmlns:pic="http://schemas.openxmlformats.org/drawingml/2006/picture">
+          <w:rFonts w:ascii="Wingdings" w:eastAsia="Wingdings" w:hAnsi="Wingdings" w:cs="Wingdings"/>
+        </w:rPr>
+        <w:t>{#a_invite}</w:t>
+      </w:r>
+      <w:r>
+        <w:rPr>
+          <w:noProof/>
+        </w:rPr>
         <w:drawing>
-          <wp:inline distT="0" distB="0" distL="0" distR="0">
+          <wp:inline distT="0" distB="0" distL="0" distR="0" wp14:anchorId="5EF0FF79" wp14:editId="5E85B366">
             <wp:extent cx="193516" cy="153716"/>
+            <wp:effectExtent l="0" t="0" r="0" b="0"/>
             <wp:docPr id="9005" name="chk_a_invite"/>
             <wp:cNvGraphicFramePr/>
-            <a:graphic>
+            <a:graphic xmlns:a="http://schemas.openxmlformats.org/drawingml/2006/main">
               <a:graphicData uri="http://schemas.openxmlformats.org/drawingml/2006/picture">
-                <pic:pic>
+                <pic:pic xmlns:pic="http://schemas.openxmlformats.org/drawingml/2006/picture">
                   <pic:nvPicPr>
                     <pic:cNvPr id="0" name="chk.png"/>
                     <pic:cNvPicPr/>
                   </pic:nvPicPr>
                   <pic:blipFill>
-                    <a:blip r:embed="rIdChk"/>
+                    <a:blip r:embed="rId7"/>
                     <a:stretch>
                       <a:fillRect/>
                     </a:stretch>
@@ -1468,95 +1242,67 @@
       </w:r>
       <w:r>
         <w:rPr>
-          <w:rFonts w:ascii="Wingdings" w:hAnsi="Wingdings" w:cs="Wingdings" w:eastAsia="Wingdings"/>
-          <w:sz w:val="32"/>
-          <w:szCs w:val="32"/>
-        </w:rPr>
-        <w:t xml:space="preserve">{/a_invite}{^a_invite}</w:t>
-      </w:r>
-      <w:r>
-        <w:rPr>
-          <w:rFonts w:ascii="Wingdings" w:hAnsi="Wingdings" w:cs="Wingdings" w:eastAsia="Wingdings"/>
-          <w:sz w:val="32"/>
-          <w:szCs w:val="32"/>
-        </w:rPr>
-        <w:t xml:space="preserve">¦</w:t>
-      </w:r>
-      <w:r>
-        <w:rPr>
-          <w:rFonts w:ascii="Wingdings" w:hAnsi="Wingdings" w:cs="Wingdings" w:eastAsia="Wingdings"/>
-          <w:sz w:val="32"/>
-          <w:szCs w:val="32"/>
-        </w:rPr>
-        <w:t xml:space="preserve">{/a_invite}</w:t>
-      </w:r>
-      <w:r>
-        <w:rPr>
-          <w:rFonts w:ascii="TH SarabunPSK" w:hAnsi="TH SarabunPSK" w:cs="TH SarabunPSK" w:eastAsia="TH SarabunPSK"/>
-          <w:sz w:val="32"/>
-          <w:szCs w:val="32"/>
-          <w:cs/>
+          <w:rFonts w:ascii="Wingdings" w:eastAsia="Wingdings" w:hAnsi="Wingdings" w:cs="Wingdings"/>
+        </w:rPr>
+        <w:t>{/a_invite}{^a_invite}¦{/a_invite}</w:t>
+      </w:r>
+      <w:r>
+        <w:rPr>
+          <w:rFonts w:ascii="TH SarabunPSK" w:hAnsi="TH SarabunPSK"/>
+          <w:cs/>
+        </w:rPr>
+        <w:t xml:space="preserve"> หนังสือเชิญ</w:t>
+      </w:r>
+      <w:r>
+        <w:rPr>
+          <w:rFonts w:ascii="TH SarabunPSK" w:hAnsi="TH SarabunPSK"/>
         </w:rPr>
         <w:t xml:space="preserve"> </w:t>
       </w:r>
       <w:r>
         <w:rPr>
-          <w:rFonts w:ascii="TH SarabunPSK" w:hAnsi="TH SarabunPSK" w:cs="TH SarabunPSK" w:eastAsia="TH SarabunPSK"/>
-          <w:sz w:val="32"/>
-          <w:szCs w:val="32"/>
-          <w:cs/>
-        </w:rPr>
-        <w:t>หนังสือเชิญ</w:t>
-      </w:r>
-      <w:r>
-        <w:rPr>
-          <w:rFonts w:ascii="TH SarabunPSK" w:hAnsi="TH SarabunPSK" w:cs="TH SarabunPSK" w:eastAsia="TH SarabunPSK"/>
-          <w:sz w:val="32"/>
-          <w:szCs w:val="32"/>
+          <w:rFonts w:ascii="TH SarabunPSK" w:hAnsi="TH SarabunPSK"/>
+          <w:cs/>
         </w:rPr>
         <w:t xml:space="preserve"> </w:t>
       </w:r>
       <w:r>
         <w:rPr>
-          <w:rFonts w:ascii="TH SarabunPSK" w:hAnsi="TH SarabunPSK" w:cs="TH SarabunPSK" w:eastAsia="TH SarabunPSK"/>
-          <w:sz w:val="32"/>
-          <w:szCs w:val="32"/>
-          <w:cs/>
-        </w:rPr>
-        <w:t xml:space="preserve"> </w:t>
-      </w:r>
-      <w:r>
-        <w:rPr>
-          <w:rFonts w:ascii="TH SarabunPSK" w:hAnsi="TH SarabunPSK" w:cs="TH SarabunPSK" w:eastAsia="TH SarabunPSK"/>
-          <w:sz w:val="32"/>
-          <w:szCs w:val="32"/>
+          <w:rFonts w:ascii="TH SarabunPSK" w:hAnsi="TH SarabunPSK"/>
         </w:rPr>
         <w:tab/>
+      </w:r>
+      <w:r>
+        <w:rPr>
+          <w:rFonts w:ascii="TH SarabunPSK" w:hAnsi="TH SarabunPSK"/>
+        </w:rPr>
         <w:tab/>
       </w:r>
       <w:r>
         <w:rPr>
-          <w:rFonts w:ascii="Wingdings" w:hAnsi="Wingdings" w:cs="Wingdings" w:eastAsia="Wingdings"/>
-          <w:sz w:val="32"/>
-          <w:szCs w:val="32"/>
-        </w:rPr>
-        <w:t xml:space="preserve">{#a_accept}</w:t>
-      </w:r>
-      <w:r xmlns:a="http://schemas.openxmlformats.org/drawingml/2006/main" xmlns:pic="http://schemas.openxmlformats.org/drawingml/2006/picture">
+          <w:rFonts w:ascii="Wingdings" w:eastAsia="Wingdings" w:hAnsi="Wingdings" w:cs="Wingdings"/>
+        </w:rPr>
+        <w:t>{#a_accept}</w:t>
+      </w:r>
+      <w:r>
+        <w:rPr>
+          <w:noProof/>
+        </w:rPr>
         <w:drawing>
-          <wp:inline distT="0" distB="0" distL="0" distR="0">
+          <wp:inline distT="0" distB="0" distL="0" distR="0" wp14:anchorId="4A404637" wp14:editId="1ED296FB">
             <wp:extent cx="193516" cy="153716"/>
+            <wp:effectExtent l="0" t="0" r="0" b="0"/>
             <wp:docPr id="9006" name="chk_a_accept"/>
             <wp:cNvGraphicFramePr/>
-            <a:graphic>
+            <a:graphic xmlns:a="http://schemas.openxmlformats.org/drawingml/2006/main">
               <a:graphicData uri="http://schemas.openxmlformats.org/drawingml/2006/picture">
-                <pic:pic>
+                <pic:pic xmlns:pic="http://schemas.openxmlformats.org/drawingml/2006/picture">
                   <pic:nvPicPr>
                     <pic:cNvPr id="0" name="chk.png"/>
                     <pic:cNvPicPr/>
                   </pic:nvPicPr>
                   <pic:blipFill>
-                    <a:blip r:embed="rIdChk"/>
+                    <a:blip r:embed="rId7"/>
                     <a:stretch>
                       <a:fillRect/>
                     </a:stretch>
@@ -1578,69 +1324,50 @@
       </w:r>
       <w:r>
         <w:rPr>
-          <w:rFonts w:ascii="Wingdings" w:hAnsi="Wingdings" w:cs="Wingdings" w:eastAsia="Wingdings"/>
-          <w:sz w:val="32"/>
-          <w:szCs w:val="32"/>
-        </w:rPr>
-        <w:t xml:space="preserve">{/a_accept}{^a_accept}</w:t>
-      </w:r>
-      <w:r>
-        <w:rPr>
-          <w:rFonts w:ascii="Wingdings" w:hAnsi="Wingdings" w:cs="Wingdings" w:eastAsia="Wingdings"/>
-          <w:sz w:val="32"/>
-          <w:szCs w:val="32"/>
-        </w:rPr>
-        <w:t xml:space="preserve">¦</w:t>
-      </w:r>
-      <w:r>
-        <w:rPr>
-          <w:rFonts w:ascii="Wingdings" w:hAnsi="Wingdings" w:cs="Wingdings" w:eastAsia="Wingdings"/>
-          <w:sz w:val="32"/>
-          <w:szCs w:val="32"/>
-        </w:rPr>
-        <w:t xml:space="preserve">{/a_accept}</w:t>
-      </w:r>
-      <w:r>
-        <w:rPr>
-          <w:rFonts w:ascii="TH SarabunPSK" w:hAnsi="TH SarabunPSK" w:cs="TH SarabunPSK" w:eastAsia="TH SarabunPSK"/>
-          <w:sz w:val="32"/>
-          <w:szCs w:val="32"/>
+          <w:rFonts w:ascii="Wingdings" w:eastAsia="Wingdings" w:hAnsi="Wingdings" w:cs="Wingdings"/>
+        </w:rPr>
+        <w:lastRenderedPageBreak/>
+        <w:t>{/a_accept}{^a_accept}¦{/a_accept}</w:t>
+      </w:r>
+      <w:r>
+        <w:rPr>
+          <w:rFonts w:ascii="TH SarabunPSK" w:hAnsi="TH SarabunPSK"/>
           <w:cs/>
         </w:rPr>
         <w:t xml:space="preserve"> หลักฐานการตอบรับ   </w:t>
       </w:r>
       <w:r>
         <w:rPr>
-          <w:rFonts w:ascii="TH SarabunPSK" w:hAnsi="TH SarabunPSK" w:cs="TH SarabunPSK" w:eastAsia="TH SarabunPSK"/>
-          <w:sz w:val="32"/>
-          <w:szCs w:val="32"/>
+          <w:rFonts w:ascii="TH SarabunPSK" w:hAnsi="TH SarabunPSK"/>
           <w:cs/>
         </w:rPr>
         <w:br/>
       </w:r>
       <w:r>
         <w:rPr>
-          <w:rFonts w:ascii="Wingdings" w:hAnsi="Wingdings" w:cs="Wingdings" w:eastAsia="Wingdings"/>
-          <w:sz w:val="32"/>
-          <w:szCs w:val="32"/>
-        </w:rPr>
-        <w:t xml:space="preserve">{#a_reg}</w:t>
-      </w:r>
-      <w:r xmlns:a="http://schemas.openxmlformats.org/drawingml/2006/main" xmlns:pic="http://schemas.openxmlformats.org/drawingml/2006/picture">
+          <w:rFonts w:ascii="Wingdings" w:eastAsia="Wingdings" w:hAnsi="Wingdings" w:cs="Wingdings"/>
+        </w:rPr>
+        <w:t>{#a_reg}</w:t>
+      </w:r>
+      <w:r>
+        <w:rPr>
+          <w:noProof/>
+        </w:rPr>
         <w:drawing>
-          <wp:inline distT="0" distB="0" distL="0" distR="0">
+          <wp:inline distT="0" distB="0" distL="0" distR="0" wp14:anchorId="0FF6DD59" wp14:editId="0C9661B9">
             <wp:extent cx="193516" cy="153716"/>
+            <wp:effectExtent l="0" t="0" r="0" b="0"/>
             <wp:docPr id="9007" name="chk_a_reg"/>
             <wp:cNvGraphicFramePr/>
-            <a:graphic>
+            <a:graphic xmlns:a="http://schemas.openxmlformats.org/drawingml/2006/main">
               <a:graphicData uri="http://schemas.openxmlformats.org/drawingml/2006/picture">
-                <pic:pic>
+                <pic:pic xmlns:pic="http://schemas.openxmlformats.org/drawingml/2006/picture">
                   <pic:nvPicPr>
                     <pic:cNvPr id="0" name="chk.png"/>
                     <pic:cNvPicPr/>
                   </pic:nvPicPr>
                   <pic:blipFill>
-                    <a:blip r:embed="rIdChk"/>
+                    <a:blip r:embed="rId7"/>
                     <a:stretch>
                       <a:fillRect/>
                     </a:stretch>
@@ -1662,98 +1389,72 @@
       </w:r>
       <w:r>
         <w:rPr>
-          <w:rFonts w:ascii="Wingdings" w:hAnsi="Wingdings" w:cs="Wingdings" w:eastAsia="Wingdings"/>
-          <w:sz w:val="32"/>
-          <w:szCs w:val="32"/>
-        </w:rPr>
-        <w:t xml:space="preserve">{/a_reg}{^a_reg}</w:t>
-      </w:r>
-      <w:r>
-        <w:rPr>
-          <w:rFonts w:ascii="Wingdings" w:hAnsi="Wingdings" w:cs="Wingdings" w:eastAsia="Wingdings"/>
-          <w:sz w:val="32"/>
-          <w:szCs w:val="32"/>
-        </w:rPr>
-        <w:t xml:space="preserve">¦</w:t>
-      </w:r>
-      <w:r>
-        <w:rPr>
-          <w:rFonts w:ascii="Wingdings" w:hAnsi="Wingdings" w:cs="Wingdings" w:eastAsia="Wingdings"/>
-          <w:sz w:val="32"/>
-          <w:szCs w:val="32"/>
-        </w:rPr>
-        <w:t xml:space="preserve">{/a_reg}</w:t>
-      </w:r>
-      <w:r>
-        <w:rPr>
-          <w:rFonts w:ascii="TH SarabunPSK" w:hAnsi="TH SarabunPSK" w:cs="TH SarabunPSK" w:eastAsia="TH SarabunPSK"/>
+          <w:rFonts w:ascii="Wingdings" w:eastAsia="Wingdings" w:hAnsi="Wingdings" w:cs="Wingdings"/>
+        </w:rPr>
+        <w:t>{/a_reg}{^a_reg}¦{/a_reg}</w:t>
+      </w:r>
+      <w:r>
+        <w:rPr>
+          <w:rFonts w:ascii="TH SarabunPSK" w:hAnsi="TH SarabunPSK"/>
           <w:spacing w:val="-2"/>
-          <w:sz w:val="32"/>
-          <w:szCs w:val="32"/>
-          <w:cs/>
-        </w:rPr>
-        <w:t xml:space="preserve"> </w:t>
-      </w:r>
-      <w:r>
-        <w:rPr>
-          <w:rFonts w:ascii="TH SarabunPSK" w:hAnsi="TH SarabunPSK" w:cs="TH SarabunPSK" w:eastAsia="TH SarabunPSK"/>
-          <w:spacing w:val="-2"/>
-          <w:sz w:val="32"/>
-          <w:szCs w:val="32"/>
-          <w:cs/>
-        </w:rPr>
-        <w:t xml:space="preserve"> </w:t>
-      </w:r>
-      <w:r>
-        <w:rPr>
-          <w:rFonts w:ascii="TH SarabunPSK" w:hAnsi="TH SarabunPSK" w:cs="TH SarabunPSK" w:eastAsia="TH SarabunPSK"/>
-          <w:sz w:val="32"/>
-          <w:szCs w:val="32"/>
+          <w:cs/>
+        </w:rPr>
+        <w:t xml:space="preserve">  </w:t>
+      </w:r>
+      <w:r>
+        <w:rPr>
+          <w:rFonts w:ascii="TH SarabunPSK" w:hAnsi="TH SarabunPSK"/>
           <w:cs/>
         </w:rPr>
         <w:t>หลักฐานการลงทะเบียน</w:t>
       </w:r>
       <w:r>
         <w:rPr>
-          <w:rFonts w:ascii="TH SarabunPSK" w:hAnsi="TH SarabunPSK" w:cs="TH SarabunPSK" w:eastAsia="TH SarabunPSK"/>
-          <w:sz w:val="32"/>
-          <w:szCs w:val="32"/>
+          <w:rFonts w:ascii="TH SarabunPSK" w:hAnsi="TH SarabunPSK" w:hint="cs"/>
+          <w:cs/>
+        </w:rPr>
+        <w:t xml:space="preserve">  </w:t>
+      </w:r>
+      <w:r>
+        <w:rPr>
+          <w:rFonts w:ascii="TH SarabunPSK" w:hAnsi="TH SarabunPSK" w:hint="cs"/>
+          <w:cs/>
+        </w:rPr>
+        <w:t xml:space="preserve">  </w:t>
+      </w:r>
+      <w:r>
+        <w:rPr>
+          <w:rFonts w:ascii="TH SarabunPSK" w:hAnsi="TH SarabunPSK"/>
           <w:cs/>
         </w:rPr>
         <w:tab/>
-      </w:r>
-      <w:r>
-        <w:rPr>
-          <w:rFonts w:ascii="TH SarabunPSK" w:hAnsi="TH SarabunPSK" w:cs="TH SarabunPSK" w:eastAsia="TH SarabunPSK"/>
-          <w:sz w:val="32"/>
-          <w:szCs w:val="32"/>
-          <w:cs/>
-        </w:rPr>
         <w:t xml:space="preserve">     </w:t>
       </w:r>
       <w:r>
         <w:rPr>
-          <w:rFonts w:ascii="Wingdings" w:hAnsi="Wingdings" w:cs="Wingdings" w:eastAsia="Wingdings"/>
-          <w:sz w:val="32"/>
-          <w:szCs w:val="32"/>
-        </w:rPr>
-        <w:t xml:space="preserve">{#a_fund}</w:t>
-      </w:r>
-      <w:r xmlns:a="http://schemas.openxmlformats.org/drawingml/2006/main" xmlns:pic="http://schemas.openxmlformats.org/drawingml/2006/picture">
+          <w:rFonts w:ascii="Wingdings" w:eastAsia="Wingdings" w:hAnsi="Wingdings" w:cs="Wingdings"/>
+        </w:rPr>
+        <w:t>{#a_fund}</w:t>
+      </w:r>
+      <w:r>
+        <w:rPr>
+          <w:noProof/>
+        </w:rPr>
         <w:drawing>
-          <wp:inline distT="0" distB="0" distL="0" distR="0">
+          <wp:inline distT="0" distB="0" distL="0" distR="0" wp14:anchorId="002FA724" wp14:editId="3F2BB4A5">
             <wp:extent cx="193516" cy="153716"/>
+            <wp:effectExtent l="0" t="0" r="0" b="0"/>
             <wp:docPr id="9008" name="chk_a_fund"/>
             <wp:cNvGraphicFramePr/>
-            <a:graphic>
+            <a:graphic xmlns:a="http://schemas.openxmlformats.org/drawingml/2006/main">
               <a:graphicData uri="http://schemas.openxmlformats.org/drawingml/2006/picture">
-                <pic:pic>
+                <pic:pic xmlns:pic="http://schemas.openxmlformats.org/drawingml/2006/picture">
                   <pic:nvPicPr>
                     <pic:cNvPr id="0" name="chk.png"/>
                     <pic:cNvPicPr/>
                   </pic:nvPicPr>
                   <pic:blipFill>
-                    <a:blip r:embed="rIdChk"/>
+                    <a:blip r:embed="rId7"/>
                     <a:stretch>
                       <a:fillRect/>
                     </a:stretch>
@@ -1775,77 +1476,48 @@
       </w:r>
       <w:r>
         <w:rPr>
-          <w:rFonts w:ascii="Wingdings" w:hAnsi="Wingdings" w:cs="Wingdings" w:eastAsia="Wingdings"/>
-          <w:sz w:val="32"/>
-          <w:szCs w:val="32"/>
-        </w:rPr>
-        <w:t xml:space="preserve">{/a_fund}{^a_fund}</w:t>
-      </w:r>
-      <w:r>
-        <w:rPr>
-          <w:rFonts w:ascii="Wingdings" w:hAnsi="Wingdings" w:cs="Wingdings" w:eastAsia="Wingdings"/>
-          <w:sz w:val="32"/>
-          <w:szCs w:val="32"/>
-        </w:rPr>
-        <w:t xml:space="preserve">¦</w:t>
-      </w:r>
-      <w:r>
-        <w:rPr>
-          <w:rFonts w:ascii="Wingdings" w:hAnsi="Wingdings" w:cs="Wingdings" w:eastAsia="Wingdings"/>
-          <w:sz w:val="32"/>
-          <w:szCs w:val="32"/>
-        </w:rPr>
-        <w:t xml:space="preserve">{/a_fund}</w:t>
-      </w:r>
-      <w:r>
-        <w:rPr>
-          <w:rFonts w:ascii="TH SarabunPSK" w:hAnsi="TH SarabunPSK" w:cs="TH SarabunPSK" w:eastAsia="TH SarabunPSK"/>
-          <w:sz w:val="32"/>
-          <w:szCs w:val="32"/>
-          <w:cs/>
-        </w:rPr>
-        <w:t xml:space="preserve">  </w:t>
-      </w:r>
-      <w:r>
-        <w:rPr>
-          <w:rFonts w:ascii="TH SarabunPSK" w:hAnsi="TH SarabunPSK" w:cs="TH SarabunPSK" w:eastAsia="TH SarabunPSK"/>
-          <w:sz w:val="32"/>
-          <w:szCs w:val="32"/>
-          <w:cs/>
-        </w:rPr>
-        <w:t>หลักฐานการได้รับทุน</w:t>
-      </w:r>
-      <w:r>
-        <w:rPr>
-          <w:rFonts w:ascii="TH SarabunPSK" w:hAnsi="TH SarabunPSK" w:cs="TH SarabunPSK" w:eastAsia="TH SarabunPSK"/>
-          <w:sz w:val="32"/>
-          <w:szCs w:val="32"/>
+          <w:rFonts w:ascii="Wingdings" w:eastAsia="Wingdings" w:hAnsi="Wingdings" w:cs="Wingdings"/>
+        </w:rPr>
+        <w:t>{/a_fund}{^a_fund}¦{/a_fund}</w:t>
+      </w:r>
+      <w:r>
+        <w:rPr>
+          <w:rFonts w:ascii="TH SarabunPSK" w:hAnsi="TH SarabunPSK"/>
+          <w:cs/>
+        </w:rPr>
+        <w:t xml:space="preserve">  หลักฐานการได้รับทุน</w:t>
+      </w:r>
+      <w:r>
+        <w:rPr>
+          <w:rFonts w:ascii="TH SarabunPSK" w:hAnsi="TH SarabunPSK"/>
         </w:rPr>
         <w:tab/>
       </w:r>
       <w:r>
         <w:rPr>
-          <w:rFonts w:ascii="Wingdings" w:hAnsi="Wingdings" w:cs="Wingdings" w:eastAsia="Wingdings"/>
-          <w:sz w:val="32"/>
-          <w:szCs w:val="32"/>
-        </w:rPr>
-        <w:t xml:space="preserve">{#a_sched}</w:t>
-      </w:r>
-      <w:r xmlns:a="http://schemas.openxmlformats.org/drawingml/2006/main" xmlns:pic="http://schemas.openxmlformats.org/drawingml/2006/picture">
+          <w:rFonts w:ascii="Wingdings" w:eastAsia="Wingdings" w:hAnsi="Wingdings" w:cs="Wingdings"/>
+        </w:rPr>
+        <w:t>{#a_sched}</w:t>
+      </w:r>
+      <w:r>
+        <w:rPr>
+          <w:noProof/>
+        </w:rPr>
         <w:drawing>
-          <wp:inline distT="0" distB="0" distL="0" distR="0">
+          <wp:inline distT="0" distB="0" distL="0" distR="0" wp14:anchorId="0ABDEA00" wp14:editId="32C6AB83">
             <wp:extent cx="193516" cy="153716"/>
+            <wp:effectExtent l="0" t="0" r="0" b="0"/>
             <wp:docPr id="9009" name="chk_a_sched"/>
             <wp:cNvGraphicFramePr/>
-            <a:graphic>
+            <a:graphic xmlns:a="http://schemas.openxmlformats.org/drawingml/2006/main">
               <a:graphicData uri="http://schemas.openxmlformats.org/drawingml/2006/picture">
-                <pic:pic>
+                <pic:pic xmlns:pic="http://schemas.openxmlformats.org/drawingml/2006/picture">
                   <pic:nvPicPr>
                     <pic:cNvPr id="0" name="chk.png"/>
                     <pic:cNvPicPr/>
                   </pic:nvPicPr>
                   <pic:blipFill>
-                    <a:blip r:embed="rIdChk"/>
+                    <a:blip r:embed="rId7"/>
                     <a:stretch>
                       <a:fillRect/>
                     </a:stretch>
@@ -1867,42 +1539,20 @@
       </w:r>
       <w:r>
         <w:rPr>
-          <w:rFonts w:ascii="Wingdings" w:hAnsi="Wingdings" w:cs="Wingdings" w:eastAsia="Wingdings"/>
-          <w:sz w:val="32"/>
-          <w:szCs w:val="32"/>
-        </w:rPr>
-        <w:t xml:space="preserve">{/a_sched}{^a_sched}</w:t>
-      </w:r>
-      <w:r>
-        <w:rPr>
-          <w:rFonts w:ascii="Wingdings" w:hAnsi="Wingdings" w:cs="Wingdings" w:eastAsia="Wingdings"/>
-          <w:sz w:val="32"/>
-          <w:szCs w:val="32"/>
-        </w:rPr>
-        <w:t xml:space="preserve">¦</w:t>
-      </w:r>
-      <w:r>
-        <w:rPr>
-          <w:rFonts w:ascii="Wingdings" w:hAnsi="Wingdings" w:cs="Wingdings" w:eastAsia="Wingdings"/>
-          <w:sz w:val="32"/>
-          <w:szCs w:val="32"/>
-        </w:rPr>
-        <w:t xml:space="preserve">{/a_sched}</w:t>
-      </w:r>
-      <w:r>
-        <w:rPr>
-          <w:rFonts w:ascii="TH SarabunPSK" w:hAnsi="TH SarabunPSK" w:cs="TH SarabunPSK" w:eastAsia="TH SarabunPSK"/>
-          <w:sz w:val="32"/>
-          <w:szCs w:val="32"/>
+          <w:rFonts w:ascii="Wingdings" w:eastAsia="Wingdings" w:hAnsi="Wingdings" w:cs="Wingdings"/>
+        </w:rPr>
+        <w:t>{/a_sched}{^a_sched}¦{/a_sched}</w:t>
+      </w:r>
+      <w:r>
+        <w:rPr>
+          <w:rFonts w:ascii="TH SarabunPSK" w:hAnsi="TH SarabunPSK"/>
           <w:cs/>
         </w:rPr>
         <w:t xml:space="preserve"> ตารางกำหนดการ</w:t>
       </w:r>
       <w:r>
         <w:rPr>
-          <w:rFonts w:ascii="TH SarabunPSK" w:hAnsi="TH SarabunPSK" w:cs="TH SarabunPSK" w:eastAsia="TH SarabunPSK"/>
-          <w:sz w:val="32"/>
-          <w:szCs w:val="32"/>
+          <w:rFonts w:ascii="TH SarabunPSK" w:hAnsi="TH SarabunPSK"/>
         </w:rPr>
         <w:t xml:space="preserve"> </w:t>
       </w:r>
@@ -1912,34 +1562,34 @@
         <w:spacing w:line="216" w:lineRule="auto"/>
         <w:ind w:left="420"/>
         <w:rPr>
-          <w:rFonts w:ascii="TH SarabunPSK" w:hAnsi="TH SarabunPSK" w:cs="TH SarabunPSK" w:eastAsia="TH SarabunPSK"/>
-          <w:sz w:val="32"/>
-          <w:szCs w:val="32"/>
-        </w:rPr>
-      </w:pPr>
-      <w:r>
-        <w:rPr>
-          <w:rFonts w:ascii="Wingdings" w:hAnsi="Wingdings" w:cs="Wingdings" w:eastAsia="Wingdings"/>
-          <w:sz w:val="32"/>
-          <w:szCs w:val="32"/>
-        </w:rPr>
-        <w:t xml:space="preserve">{#a_other}</w:t>
-      </w:r>
-      <w:r xmlns:a="http://schemas.openxmlformats.org/drawingml/2006/main" xmlns:pic="http://schemas.openxmlformats.org/drawingml/2006/picture">
+          <w:rFonts w:ascii="TH SarabunPSK" w:hAnsi="TH SarabunPSK"/>
+        </w:rPr>
+      </w:pPr>
+      <w:r>
+        <w:rPr>
+          <w:rFonts w:ascii="Wingdings" w:eastAsia="Wingdings" w:hAnsi="Wingdings" w:cs="Wingdings"/>
+        </w:rPr>
+        <w:t>{#a_other}</w:t>
+      </w:r>
+      <w:r>
+        <w:rPr>
+          <w:noProof/>
+        </w:rPr>
         <w:drawing>
-          <wp:inline distT="0" distB="0" distL="0" distR="0">
+          <wp:inline distT="0" distB="0" distL="0" distR="0" wp14:anchorId="0AAE8C32" wp14:editId="65451834">
             <wp:extent cx="193516" cy="153716"/>
+            <wp:effectExtent l="0" t="0" r="0" b="0"/>
             <wp:docPr id="9010" name="chk_a_other"/>
             <wp:cNvGraphicFramePr/>
-            <a:graphic>
+            <a:graphic xmlns:a="http://schemas.openxmlformats.org/drawingml/2006/main">
               <a:graphicData uri="http://schemas.openxmlformats.org/drawingml/2006/picture">
-                <pic:pic>
+                <pic:pic xmlns:pic="http://schemas.openxmlformats.org/drawingml/2006/picture">
                   <pic:nvPicPr>
                     <pic:cNvPr id="0" name="chk.png"/>
                     <pic:cNvPicPr/>
                   </pic:nvPicPr>
                   <pic:blipFill>
-                    <a:blip r:embed="rIdChk"/>
+                    <a:blip r:embed="rId7"/>
                     <a:stretch>
                       <a:fillRect/>
                     </a:stretch>
@@ -1961,92 +1611,134 @@
       </w:r>
       <w:r>
         <w:rPr>
-          <w:rFonts w:ascii="Wingdings" w:hAnsi="Wingdings" w:cs="Wingdings" w:eastAsia="Wingdings"/>
-          <w:sz w:val="32"/>
-          <w:szCs w:val="32"/>
-        </w:rPr>
-        <w:t xml:space="preserve">{/a_other}{^a_other}</w:t>
-      </w:r>
-      <w:r>
-        <w:rPr>
-          <w:rFonts w:ascii="Wingdings" w:hAnsi="Wingdings" w:cs="Wingdings" w:eastAsia="Wingdings"/>
-          <w:sz w:val="32"/>
-          <w:szCs w:val="32"/>
-        </w:rPr>
-        <w:t xml:space="preserve">¦</w:t>
-      </w:r>
-      <w:r>
-        <w:rPr>
-          <w:rFonts w:ascii="Wingdings" w:hAnsi="Wingdings" w:cs="Wingdings" w:eastAsia="Wingdings"/>
-          <w:sz w:val="32"/>
-          <w:szCs w:val="32"/>
-        </w:rPr>
-        <w:t xml:space="preserve">{/a_other}</w:t>
-      </w:r>
-      <w:r>
-        <w:rPr>
-          <w:rFonts w:ascii="TH SarabunPSK" w:hAnsi="TH SarabunPSK" w:cs="TH SarabunPSK" w:eastAsia="TH SarabunPSK"/>
-          <w:sz w:val="32"/>
-          <w:szCs w:val="32"/>
+          <w:rFonts w:ascii="Wingdings" w:eastAsia="Wingdings" w:hAnsi="Wingdings" w:cs="Wingdings"/>
+        </w:rPr>
+        <w:t>{/a_other}{^a_other}¦{/a_other</w:t>
+      </w:r>
+      <w:proofErr w:type="gramStart"/>
+      <w:r>
+        <w:rPr>
+          <w:rFonts w:ascii="Wingdings" w:eastAsia="Wingdings" w:hAnsi="Wingdings" w:cs="Wingdings"/>
+        </w:rPr>
+        <w:t>}</w:t>
+      </w:r>
+      <w:r>
+        <w:rPr>
+          <w:rFonts w:ascii="TH SarabunPSK" w:hAnsi="TH SarabunPSK"/>
         </w:rPr>
         <w:t xml:space="preserve">  </w:t>
       </w:r>
       <w:r>
         <w:rPr>
-          <w:rFonts w:ascii="TH SarabunPSK" w:hAnsi="TH SarabunPSK" w:cs="TH SarabunPSK" w:eastAsia="TH SarabunPSK"/>
-          <w:sz w:val="32"/>
-          <w:szCs w:val="32"/>
-          <w:cs/>
-        </w:rPr>
-        <w:t xml:space="preserve">อื่นๆ </w:t>
-      </w:r>
-      <w:r>
-        <w:rPr>
-          <w:rFonts w:ascii="TH SarabunPSK" w:hAnsi="TH SarabunPSK" w:cs="TH SarabunPSK" w:eastAsia="TH SarabunPSK"/>
-          <w:sz w:val="32"/>
-          <w:szCs w:val="32"/>
-          <w:cs/>
-        </w:rPr>
-        <w:t xml:space="preserve">{^attOther}...............................................................................................{/attOther}{#attOther}{attOther}{/attOther}</w:t>
-      </w:r>
-      <w:r>
-        <w:rPr>
-          <w:rFonts w:ascii="TH SarabunPSK" w:hAnsi="TH SarabunPSK" w:cs="TH SarabunPSK" w:eastAsia="TH SarabunPSK"/>
-          <w:sz w:val="32"/>
-          <w:szCs w:val="32"/>
-          <w:cs/>
-        </w:rPr>
-        <w:t xml:space="preserve"/>
-      </w:r>
-      <w:r>
-        <w:rPr>
-          <w:rFonts w:ascii="TH SarabunPSK" w:hAnsi="TH SarabunPSK" w:cs="TH SarabunPSK" w:eastAsia="TH SarabunPSK"/>
-          <w:sz w:val="32"/>
-          <w:szCs w:val="32"/>
-          <w:cs/>
-        </w:rPr>
-        <w:t xml:space="preserve"/>
+          <w:rFonts w:ascii="TH SarabunPSK" w:hAnsi="TH SarabunPSK"/>
+          <w:cs/>
+        </w:rPr>
+        <w:t>อื่นๆ</w:t>
+      </w:r>
+      <w:proofErr w:type="gramEnd"/>
+      <w:r>
+        <w:rPr>
+          <w:rFonts w:ascii="TH SarabunPSK" w:hAnsi="TH SarabunPSK"/>
+          <w:cs/>
+        </w:rPr>
+        <w:t xml:space="preserve"> {^</w:t>
+      </w:r>
+      <w:proofErr w:type="spellStart"/>
+      <w:r>
+        <w:rPr>
+          <w:rFonts w:ascii="TH SarabunPSK" w:hAnsi="TH SarabunPSK"/>
+          <w:cs/>
+        </w:rPr>
+        <w:t>attOther</w:t>
+      </w:r>
+      <w:proofErr w:type="spellEnd"/>
+      <w:r>
+        <w:rPr>
+          <w:rFonts w:ascii="TH SarabunPSK" w:hAnsi="TH SarabunPSK"/>
+          <w:cs/>
+        </w:rPr>
+        <w:t>}...............................................................................................{/</w:t>
+      </w:r>
+      <w:proofErr w:type="spellStart"/>
+      <w:r>
+        <w:rPr>
+          <w:rFonts w:ascii="TH SarabunPSK" w:hAnsi="TH SarabunPSK"/>
+          <w:cs/>
+        </w:rPr>
+        <w:t>attOther</w:t>
+      </w:r>
+      <w:proofErr w:type="spellEnd"/>
+      <w:r>
+        <w:rPr>
+          <w:rFonts w:ascii="TH SarabunPSK" w:hAnsi="TH SarabunPSK"/>
+          <w:cs/>
+        </w:rPr>
+        <w:t>}{#</w:t>
+      </w:r>
+      <w:proofErr w:type="spellStart"/>
+      <w:r>
+        <w:rPr>
+          <w:rFonts w:ascii="TH SarabunPSK" w:hAnsi="TH SarabunPSK"/>
+          <w:cs/>
+        </w:rPr>
+        <w:t>attOther</w:t>
+      </w:r>
+      <w:proofErr w:type="spellEnd"/>
+      <w:r>
+        <w:rPr>
+          <w:rFonts w:ascii="TH SarabunPSK" w:hAnsi="TH SarabunPSK"/>
+          <w:cs/>
+        </w:rPr>
+        <w:t>}{</w:t>
+      </w:r>
+      <w:proofErr w:type="spellStart"/>
+      <w:r>
+        <w:rPr>
+          <w:rFonts w:ascii="TH SarabunPSK" w:hAnsi="TH SarabunPSK"/>
+          <w:cs/>
+        </w:rPr>
+        <w:t>attOther</w:t>
+      </w:r>
+      <w:proofErr w:type="spellEnd"/>
+      <w:r>
+        <w:rPr>
+          <w:rFonts w:ascii="TH SarabunPSK" w:hAnsi="TH SarabunPSK"/>
+          <w:cs/>
+        </w:rPr>
+        <w:t>}{/</w:t>
+      </w:r>
+      <w:proofErr w:type="spellStart"/>
+      <w:r>
+        <w:rPr>
+          <w:rFonts w:ascii="TH SarabunPSK" w:hAnsi="TH SarabunPSK"/>
+          <w:cs/>
+        </w:rPr>
+        <w:t>attOther</w:t>
+      </w:r>
+      <w:proofErr w:type="spellEnd"/>
+      <w:r>
+        <w:rPr>
+          <w:rFonts w:ascii="TH SarabunPSK" w:hAnsi="TH SarabunPSK"/>
+          <w:cs/>
+        </w:rPr>
+        <w:t>}</w:t>
       </w:r>
     </w:p>
     <w:p>
       <w:pPr>
         <w:spacing w:line="216" w:lineRule="auto"/>
         <w:rPr>
-          <w:rFonts w:ascii="TH SarabunPSK" w:hAnsi="TH SarabunPSK" w:cs="TH SarabunPSK" w:eastAsia="TH SarabunPSK"/>
+          <w:rFonts w:ascii="TH SarabunPSK" w:hAnsi="TH SarabunPSK"/>
           <w:b/>
           <w:bCs/>
-          <w:sz w:val="32"/>
-          <w:szCs w:val="32"/>
-          <w:cs/>
-        </w:rPr>
-      </w:pPr>
-      <w:r>
-        <w:rPr>
-          <w:rFonts w:ascii="TH SarabunPSK" w:hAnsi="TH SarabunPSK" w:cs="TH SarabunPSK" w:eastAsia="TH SarabunPSK"/>
+          <w:cs/>
+        </w:rPr>
+      </w:pPr>
+      <w:r>
+        <w:rPr>
+          <w:rFonts w:ascii="TH SarabunPSK" w:hAnsi="TH SarabunPSK"/>
           <w:b/>
           <w:bCs/>
-          <w:sz w:val="32"/>
-          <w:szCs w:val="32"/>
           <w:cs/>
         </w:rPr>
         <w:t>ความเห็นต้นสังกัด</w:t>
@@ -2056,9 +1748,7 @@
       <w:pPr>
         <w:spacing w:line="216" w:lineRule="auto"/>
         <w:rPr>
-          <w:rFonts w:ascii="TH SarabunPSK" w:hAnsi="TH SarabunPSK" w:cs="TH SarabunPSK" w:eastAsia="TH SarabunPSK"/>
-          <w:sz w:val="32"/>
-          <w:szCs w:val="32"/>
+          <w:rFonts w:ascii="TH SarabunPSK" w:hAnsi="TH SarabunPSK"/>
           <w:cs/>
         </w:rPr>
         <w:sectPr>
@@ -2070,36 +1760,36 @@
       </w:pPr>
       <w:r>
         <w:rPr>
-          <w:rFonts w:ascii="TH SarabunPSK" w:hAnsi="TH SarabunPSK" w:cs="TH SarabunPSK" w:eastAsia="TH SarabunPSK"/>
-          <w:sz w:val="32"/>
-          <w:szCs w:val="32"/>
+          <w:rFonts w:ascii="TH SarabunPSK" w:hAnsi="TH SarabunPSK"/>
           <w:cs/>
         </w:rPr>
         <w:t xml:space="preserve">      </w:t>
       </w:r>
       <w:r>
         <w:rPr>
-          <w:rFonts w:ascii="Wingdings" w:hAnsi="Wingdings" w:cs="Wingdings" w:eastAsia="Wingdings"/>
-          <w:sz w:val="32"/>
-          <w:szCs w:val="32"/>
-        </w:rPr>
-        <w:t xml:space="preserve">{#op_agree}</w:t>
-      </w:r>
-      <w:r xmlns:a="http://schemas.openxmlformats.org/drawingml/2006/main" xmlns:pic="http://schemas.openxmlformats.org/drawingml/2006/picture">
+          <w:rFonts w:ascii="Wingdings" w:eastAsia="Wingdings" w:hAnsi="Wingdings" w:cs="Wingdings"/>
+        </w:rPr>
+        <w:t>{#op_agree}</w:t>
+      </w:r>
+      <w:r>
+        <w:rPr>
+          <w:noProof/>
+        </w:rPr>
         <w:drawing>
-          <wp:inline distT="0" distB="0" distL="0" distR="0">
+          <wp:inline distT="0" distB="0" distL="0" distR="0" wp14:anchorId="26BE6C04" wp14:editId="7242A938">
             <wp:extent cx="181141" cy="151012"/>
+            <wp:effectExtent l="0" t="0" r="0" b="0"/>
             <wp:docPr id="9103" name="box_op_agree"/>
             <wp:cNvGraphicFramePr/>
-            <a:graphic>
+            <a:graphic xmlns:a="http://schemas.openxmlformats.org/drawingml/2006/main">
               <a:graphicData uri="http://schemas.openxmlformats.org/drawingml/2006/picture">
-                <pic:pic>
+                <pic:pic xmlns:pic="http://schemas.openxmlformats.org/drawingml/2006/picture">
                   <pic:nvPicPr>
                     <pic:cNvPr id="0" name="chkbox.png"/>
                     <pic:cNvPicPr/>
                   </pic:nvPicPr>
                   <pic:blipFill>
-                    <a:blip r:embed="rIdBox"/>
+                    <a:blip r:embed="rId8"/>
                     <a:stretch>
                       <a:fillRect/>
                     </a:stretch>
@@ -2121,86 +1811,57 @@
       </w:r>
       <w:r>
         <w:rPr>
-          <w:rFonts w:ascii="Wingdings" w:hAnsi="Wingdings" w:cs="Wingdings" w:eastAsia="Wingdings"/>
-          <w:sz w:val="32"/>
-          <w:szCs w:val="32"/>
-        </w:rPr>
-        <w:t xml:space="preserve">{/op_agree}{^op_agree}</w:t>
-      </w:r>
-      <w:r>
-        <w:rPr>
-          <w:rFonts w:ascii="Wingdings" w:hAnsi="Wingdings" w:cs="Wingdings" w:eastAsia="Wingdings"/>
-          <w:sz w:val="32"/>
-          <w:szCs w:val="32"/>
-        </w:rPr>
-        <w:t xml:space="preserve">r</w:t>
-      </w:r>
-      <w:r>
-        <w:rPr>
-          <w:rFonts w:ascii="Wingdings" w:hAnsi="Wingdings" w:cs="Wingdings" w:eastAsia="Wingdings"/>
-          <w:sz w:val="32"/>
-          <w:szCs w:val="32"/>
-        </w:rPr>
-        <w:t xml:space="preserve">{/op_agree}</w:t>
-      </w:r>
-      <w:r>
-        <w:rPr>
-          <w:rFonts w:ascii="TH SarabunPSK" w:hAnsi="TH SarabunPSK" w:cs="TH SarabunPSK" w:eastAsia="TH SarabunPSK"/>
-          <w:sz w:val="32"/>
-          <w:szCs w:val="32"/>
-          <w:cs/>
-        </w:rPr>
-        <w:t xml:space="preserve"> เห็นชอบและเสนอ</w:t>
-      </w:r>
-      <w:r>
-        <w:rPr>
-          <w:rFonts w:ascii="TH SarabunPSK" w:hAnsi="TH SarabunPSK" w:cs="TH SarabunPSK" w:eastAsia="TH SarabunPSK"/>
-          <w:sz w:val="32"/>
-          <w:szCs w:val="32"/>
-          <w:cs/>
-        </w:rPr>
-        <w:t>คณะฯ พิจารณา</w:t>
-      </w:r>
-      <w:r>
-        <w:rPr>
-          <w:rFonts w:ascii="TH SarabunPSK" w:hAnsi="TH SarabunPSK" w:cs="TH SarabunPSK" w:eastAsia="TH SarabunPSK"/>
-          <w:sz w:val="32"/>
-          <w:szCs w:val="32"/>
-          <w:cs/>
-        </w:rPr>
-        <w:t xml:space="preserve">  </w:t>
-      </w:r>
-      <w:r>
-        <w:rPr>
-          <w:rFonts w:ascii="Wingdings" w:hAnsi="Wingdings" w:cs="Wingdings" w:eastAsia="Wingdings"/>
-          <w:sz w:val="32"/>
-          <w:szCs w:val="32"/>
+          <w:rFonts w:ascii="Wingdings" w:eastAsia="Wingdings" w:hAnsi="Wingdings" w:cs="Wingdings"/>
+        </w:rPr>
+        <w:t>{/op_agree}{^op_agree}r{/op_agree}</w:t>
+      </w:r>
+      <w:r>
+        <w:rPr>
+          <w:rFonts w:ascii="TH SarabunPSK" w:hAnsi="TH SarabunPSK"/>
+          <w:cs/>
+        </w:rPr>
+        <w:t xml:space="preserve"> เห็นชอบและเสนอคณะฯ </w:t>
+      </w:r>
+      <w:proofErr w:type="gramStart"/>
+      <w:r>
+        <w:rPr>
+          <w:rFonts w:ascii="TH SarabunPSK" w:hAnsi="TH SarabunPSK"/>
+          <w:cs/>
+        </w:rPr>
+        <w:t xml:space="preserve">พิจารณา  </w:t>
+      </w:r>
+      <w:r>
+        <w:rPr>
+          <w:rFonts w:ascii="Wingdings" w:eastAsia="Wingdings" w:hAnsi="Wingdings" w:cs="Wingdings"/>
         </w:rPr>
         <w:t xml:space="preserve"> </w:t>
       </w:r>
-      <w:r>
-        <w:rPr>
-          <w:rFonts w:ascii="Wingdings" w:hAnsi="Wingdings" w:cs="Wingdings" w:eastAsia="Wingdings"/>
-          <w:sz w:val="32"/>
-          <w:szCs w:val="32"/>
-        </w:rPr>
-        <w:t xml:space="preserve">{#op_other}</w:t>
-      </w:r>
-      <w:r xmlns:a="http://schemas.openxmlformats.org/drawingml/2006/main" xmlns:pic="http://schemas.openxmlformats.org/drawingml/2006/picture">
+      <w:proofErr w:type="gramEnd"/>
+      <w:r>
+        <w:rPr>
+          <w:rFonts w:ascii="Wingdings" w:eastAsia="Wingdings" w:hAnsi="Wingdings" w:cs="Wingdings"/>
+        </w:rPr>
+        <w:t>{#op_other}</w:t>
+      </w:r>
+      <w:r>
+        <w:rPr>
+          <w:noProof/>
+        </w:rPr>
         <w:drawing>
-          <wp:inline distT="0" distB="0" distL="0" distR="0">
+          <wp:inline distT="0" distB="0" distL="0" distR="0" wp14:anchorId="0262CC66" wp14:editId="23480CB2">
             <wp:extent cx="181141" cy="151012"/>
+            <wp:effectExtent l="0" t="0" r="0" b="0"/>
             <wp:docPr id="9104" name="box_op_other"/>
             <wp:cNvGraphicFramePr/>
-            <a:graphic>
+            <a:graphic xmlns:a="http://schemas.openxmlformats.org/drawingml/2006/main">
               <a:graphicData uri="http://schemas.openxmlformats.org/drawingml/2006/picture">
-                <pic:pic>
+                <pic:pic xmlns:pic="http://schemas.openxmlformats.org/drawingml/2006/picture">
                   <pic:nvPicPr>
                     <pic:cNvPr id="0" name="chkbox.png"/>
                     <pic:cNvPicPr/>
                   </pic:nvPicPr>
                   <pic:blipFill>
-                    <a:blip r:embed="rIdBox"/>
+                    <a:blip r:embed="rId8"/>
                     <a:stretch>
                       <a:fillRect/>
                     </a:stretch>
@@ -2222,97 +1883,101 @@
       </w:r>
       <w:r>
         <w:rPr>
-          <w:rFonts w:ascii="Wingdings" w:hAnsi="Wingdings" w:cs="Wingdings" w:eastAsia="Wingdings"/>
-          <w:sz w:val="32"/>
-          <w:szCs w:val="32"/>
-        </w:rPr>
-        <w:t xml:space="preserve">{/op_other}{^op_other}</w:t>
-      </w:r>
-      <w:r>
-        <w:rPr>
-          <w:rFonts w:ascii="Wingdings" w:hAnsi="Wingdings" w:cs="Wingdings" w:eastAsia="Wingdings"/>
-          <w:sz w:val="32"/>
-          <w:szCs w:val="32"/>
-        </w:rPr>
-        <w:t xml:space="preserve">r</w:t>
-      </w:r>
-      <w:r>
-        <w:rPr>
-          <w:rFonts w:ascii="Wingdings" w:hAnsi="Wingdings" w:cs="Wingdings" w:eastAsia="Wingdings"/>
-          <w:sz w:val="32"/>
-          <w:szCs w:val="32"/>
-        </w:rPr>
-        <w:t xml:space="preserve">{/op_other}</w:t>
-      </w:r>
-      <w:r>
-        <w:rPr>
-          <w:rFonts w:ascii="TH SarabunPSK" w:hAnsi="TH SarabunPSK" w:cs="TH SarabunPSK" w:eastAsia="TH SarabunPSK"/>
-          <w:sz w:val="32"/>
-          <w:szCs w:val="32"/>
-          <w:cs/>
-        </w:rPr>
-        <w:t xml:space="preserve"> อื่นๆ</w:t>
-      </w:r>
-      <w:r>
-        <w:rPr>
-          <w:rFonts w:ascii="TH SarabunPSK" w:hAnsi="TH SarabunPSK" w:cs="TH SarabunPSK" w:eastAsia="TH SarabunPSK"/>
-          <w:sz w:val="32"/>
-          <w:szCs w:val="32"/>
-          <w:cs/>
-        </w:rPr>
-        <w:t xml:space="preserve"> {^opOther}............................................................{/opOther}{#opOther}{opOther}{/opOther}</w:t>
-      </w:r>
-      <w:r>
-        <w:rPr>
-          <w:rFonts w:ascii="TH SarabunPSK" w:hAnsi="TH SarabunPSK" w:cs="TH SarabunPSK" w:eastAsia="TH SarabunPSK"/>
-          <w:sz w:val="32"/>
-          <w:szCs w:val="32"/>
-          <w:cs/>
-        </w:rPr>
-        <w:t xml:space="preserve"/>
-      </w:r>
-      <w:r>
-        <w:rPr>
-          <w:rFonts w:ascii="TH SarabunPSK" w:hAnsi="TH SarabunPSK" w:cs="TH SarabunPSK" w:eastAsia="TH SarabunPSK"/>
-          <w:sz w:val="32"/>
-          <w:szCs w:val="32"/>
-          <w:cs/>
-        </w:rPr>
-        <w:t xml:space="preserve"/>
-      </w:r>
-      <w:r>
-        <w:rPr>
-          <w:rFonts w:ascii="TH SarabunPSK" w:hAnsi="TH SarabunPSK" w:cs="TH SarabunPSK" w:eastAsia="TH SarabunPSK"/>
-          <w:sz w:val="32"/>
-          <w:szCs w:val="32"/>
-          <w:cs/>
-        </w:rPr>
-        <w:t xml:space="preserve"/>
-      </w:r>
-      <w:r>
-        <w:rPr>
-          <w:rFonts w:ascii="TH SarabunPSK" w:hAnsi="TH SarabunPSK" w:cs="TH SarabunPSK" w:eastAsia="TH SarabunPSK"/>
-          <w:sz w:val="32"/>
-          <w:szCs w:val="32"/>
-          <w:cs/>
-        </w:rPr>
-        <w:t xml:space="preserve"/>
-      </w:r>
-      <w:r>
-        <w:rPr>
-          <w:rFonts w:ascii="TH SarabunPSK" w:hAnsi="TH SarabunPSK" w:cs="TH SarabunPSK" w:eastAsia="TH SarabunPSK"/>
-          <w:sz w:val="32"/>
-          <w:szCs w:val="32"/>
-          <w:cs/>
-        </w:rPr>
-        <w:t xml:space="preserve"/>
+          <w:rFonts w:ascii="Wingdings" w:eastAsia="Wingdings" w:hAnsi="Wingdings" w:cs="Wingdings"/>
+        </w:rPr>
+        <w:t>{/op_other}{^op_other}r{/op_other}</w:t>
+      </w:r>
+      <w:r>
+        <w:rPr>
+          <w:rFonts w:ascii="TH SarabunPSK" w:hAnsi="TH SarabunPSK"/>
+          <w:cs/>
+        </w:rPr>
+        <w:t xml:space="preserve"> อื่นๆ {^</w:t>
+      </w:r>
+      <w:proofErr w:type="spellStart"/>
+      <w:r>
+        <w:rPr>
+          <w:rFonts w:ascii="TH SarabunPSK" w:hAnsi="TH SarabunPSK"/>
+          <w:cs/>
+        </w:rPr>
+        <w:t>opOther</w:t>
+      </w:r>
+      <w:proofErr w:type="spellEnd"/>
+      <w:r>
+        <w:rPr>
+          <w:rFonts w:ascii="TH SarabunPSK" w:hAnsi="TH SarabunPSK"/>
+          <w:cs/>
+        </w:rPr>
+        <w:t>}............................................................{/</w:t>
+      </w:r>
+      <w:proofErr w:type="spellStart"/>
+      <w:r>
+        <w:rPr>
+          <w:rFonts w:ascii="TH SarabunPSK" w:hAnsi="TH SarabunPSK"/>
+          <w:cs/>
+        </w:rPr>
+        <w:t>opOther</w:t>
+      </w:r>
+      <w:proofErr w:type="spellEnd"/>
+      <w:r>
+        <w:rPr>
+          <w:rFonts w:ascii="TH SarabunPSK" w:hAnsi="TH SarabunPSK"/>
+          <w:cs/>
+        </w:rPr>
+        <w:t>}{#</w:t>
+      </w:r>
+      <w:proofErr w:type="spellStart"/>
+      <w:r>
+        <w:rPr>
+          <w:rFonts w:ascii="TH SarabunPSK" w:hAnsi="TH SarabunPSK"/>
+          <w:cs/>
+        </w:rPr>
+        <w:t>opOther</w:t>
+      </w:r>
+      <w:proofErr w:type="spellEnd"/>
+      <w:r>
+        <w:rPr>
+          <w:rFonts w:ascii="TH SarabunPSK" w:hAnsi="TH SarabunPSK"/>
+          <w:cs/>
+        </w:rPr>
+        <w:t>}{</w:t>
+      </w:r>
+      <w:proofErr w:type="spellStart"/>
+      <w:r>
+        <w:rPr>
+          <w:rFonts w:ascii="TH SarabunPSK" w:hAnsi="TH SarabunPSK"/>
+          <w:cs/>
+        </w:rPr>
+        <w:t>opOther</w:t>
+      </w:r>
+      <w:proofErr w:type="spellEnd"/>
+      <w:r>
+        <w:rPr>
+          <w:rFonts w:ascii="TH SarabunPSK" w:hAnsi="TH SarabunPSK"/>
+          <w:cs/>
+        </w:rPr>
+        <w:t>}{/</w:t>
+      </w:r>
+      <w:proofErr w:type="spellStart"/>
+      <w:r>
+        <w:rPr>
+          <w:rFonts w:ascii="TH SarabunPSK" w:hAnsi="TH SarabunPSK"/>
+          <w:cs/>
+        </w:rPr>
+        <w:t>opOther</w:t>
+      </w:r>
+      <w:proofErr w:type="spellEnd"/>
+      <w:r>
+        <w:rPr>
+          <w:rFonts w:ascii="TH SarabunPSK" w:hAnsi="TH SarabunPSK"/>
+          <w:cs/>
+        </w:rPr>
+        <w:t>}</w:t>
       </w:r>
       <w:bookmarkStart w:id="1" w:name="_Hlk200981776"/>
       <w:r>
         <w:rPr>
-          <w:rFonts w:ascii="TH SarabunPSK" w:hAnsi="TH SarabunPSK" w:cs="TH SarabunPSK" w:eastAsia="TH SarabunPSK"/>
-          <w:sz w:val="32"/>
-          <w:szCs w:val="32"/>
+          <w:rFonts w:ascii="TH SarabunPSK" w:hAnsi="TH SarabunPSK"/>
           <w:cs/>
         </w:rPr>
         <w:t xml:space="preserve">                                           </w:t>
@@ -2323,41 +1988,27 @@
       <w:pPr>
         <w:spacing w:line="216" w:lineRule="auto"/>
         <w:rPr>
-          <w:rFonts w:ascii="TH SarabunPSK" w:hAnsi="TH SarabunPSK" w:cs="TH SarabunPSK" w:eastAsia="TH SarabunPSK"/>
-          <w:sz w:val="32"/>
-          <w:szCs w:val="32"/>
-          <w:cs/>
-        </w:rPr>
-      </w:pPr>
-    </w:p>
-    <w:p>
-      <w:pPr>
-        <w:spacing w:line="216" w:lineRule="auto"/>
-        <w:rPr>
-          <w:rFonts w:ascii="TH SarabunPSK" w:hAnsi="TH SarabunPSK" w:cs="TH SarabunPSK" w:eastAsia="TH SarabunPSK"/>
-          <w:sz w:val="32"/>
-          <w:szCs w:val="32"/>
-        </w:rPr>
-      </w:pPr>
-      <w:r>
-        <w:rPr>
-          <w:rFonts w:ascii="TH SarabunPSK" w:hAnsi="TH SarabunPSK" w:cs="TH SarabunPSK" w:eastAsia="TH SarabunPSK"/>
+          <w:rFonts w:ascii="TH SarabunPSK" w:hAnsi="TH SarabunPSK"/>
+          <w:cs/>
+        </w:rPr>
+      </w:pPr>
+      <w:r>
+        <w:rPr>
+          <w:rFonts w:ascii="TH SarabunPSK" w:hAnsi="TH SarabunPSK"/>
           <w:noProof/>
-          <w:sz w:val="32"/>
-          <w:szCs w:val="32"/>
         </w:rPr>
         <mc:AlternateContent>
           <mc:Choice Requires="wps">
             <w:drawing>
-              <wp:anchor distT="0" distB="0" distL="114300" distR="114300" simplePos="0" relativeHeight="251667968" behindDoc="0" locked="0" layoutInCell="1" allowOverlap="1" wp14:anchorId="0F95BED9" wp14:editId="53752DD4">
+              <wp:anchor distT="0" distB="0" distL="114300" distR="114300" simplePos="0" relativeHeight="251667968" behindDoc="0" locked="0" layoutInCell="1" allowOverlap="1" wp14:anchorId="1E1BBF84" wp14:editId="2D95456F">
                 <wp:simplePos x="0" y="0"/>
                 <wp:positionH relativeFrom="margin">
-                  <wp:align>left</wp:align>
+                  <wp:posOffset>-4445</wp:posOffset>
                 </wp:positionH>
                 <wp:positionV relativeFrom="paragraph">
-                  <wp:posOffset>198120</wp:posOffset>
+                  <wp:posOffset>436880</wp:posOffset>
                 </wp:positionV>
-                <wp:extent cx="2428875" cy="2065020"/>
+                <wp:extent cx="2619375" cy="2065020"/>
                 <wp:effectExtent l="0" t="0" r="28575" b="11430"/>
                 <wp:wrapSquare wrapText="bothSides"/>
                 <wp:docPr id="7" name="Rectangle 7"/>
@@ -2369,7 +2020,7 @@
                       <wps:spPr>
                         <a:xfrm>
                           <a:off x="0" y="0"/>
-                          <a:ext cx="2428875" cy="2065020"/>
+                          <a:ext cx="2619375" cy="2065020"/>
                         </a:xfrm>
                         <a:prstGeom prst="rect">
                           <a:avLst/>
@@ -2406,22 +2057,18 @@
                             <w:pPr>
                               <w:jc w:val="center"/>
                               <w:rPr>
-                                <w:rFonts w:ascii="TH SarabunPSK" w:hAnsi="TH SarabunPSK" w:cs="TH SarabunPSK" w:eastAsia="TH SarabunPSK"/>
+                                <w:rFonts w:ascii="TH SarabunPSK" w:hAnsi="TH SarabunPSK"/>
                                 <w:b/>
                                 <w:bCs/>
                                 <w:color w:val="000000" w:themeColor="text1"/>
-                                <w:sz w:val="32"/>
-                                <w:szCs w:val="32"/>
                               </w:rPr>
                             </w:pPr>
                             <w:r>
                               <w:rPr>
-                                <w:rFonts w:ascii="TH SarabunPSK" w:hAnsi="TH SarabunPSK" w:cs="TH SarabunPSK" w:eastAsia="TH SarabunPSK"/>
+                                <w:rFonts w:ascii="TH SarabunPSK" w:hAnsi="TH SarabunPSK"/>
                                 <w:b/>
                                 <w:bCs/>
                                 <w:color w:val="000000" w:themeColor="text1"/>
-                                <w:sz w:val="32"/>
-                                <w:szCs w:val="32"/>
                                 <w:cs/>
                               </w:rPr>
                               <w:t>อนุมัติ</w:t>
@@ -2431,10 +2078,8 @@
                             <w:pPr>
                               <w:jc w:val="center"/>
                               <w:rPr>
-                                <w:rFonts w:ascii="TH SarabunPSK" w:hAnsi="TH SarabunPSK" w:cs="TH SarabunPSK" w:eastAsia="TH SarabunPSK"/>
+                                <w:rFonts w:ascii="TH SarabunPSK" w:hAnsi="TH SarabunPSK"/>
                                 <w:color w:val="000000" w:themeColor="text1"/>
-                                <w:sz w:val="32"/>
-                                <w:szCs w:val="32"/>
                               </w:rPr>
                             </w:pPr>
                           </w:p>
@@ -2442,20 +2087,16 @@
                             <w:pPr>
                               <w:jc w:val="center"/>
                               <w:rPr>
-                                <w:rFonts w:ascii="TH SarabunPSK" w:hAnsi="TH SarabunPSK" w:cs="TH SarabunPSK" w:eastAsia="TH SarabunPSK"/>
+                                <w:rFonts w:ascii="TH SarabunPSK" w:hAnsi="TH SarabunPSK"/>
                                 <w:color w:val="000000" w:themeColor="text1"/>
-                                <w:sz w:val="32"/>
-                                <w:szCs w:val="32"/>
                               </w:rPr>
                             </w:pPr>
                           </w:p>
                           <w:p>
                             <w:pPr>
                               <w:rPr>
-                                <w:rFonts w:ascii="TH SarabunPSK" w:hAnsi="TH SarabunPSK" w:cs="TH SarabunPSK" w:eastAsia="TH SarabunPSK"/>
+                                <w:rFonts w:ascii="TH SarabunPSK" w:hAnsi="TH SarabunPSK"/>
                                 <w:color w:val="000000" w:themeColor="text1"/>
-                                <w:sz w:val="32"/>
-                                <w:szCs w:val="32"/>
                               </w:rPr>
                             </w:pPr>
                           </w:p>
@@ -2463,60 +2104,50 @@
                             <w:pPr>
                               <w:jc w:val="center"/>
                               <w:rPr>
-                                <w:rFonts w:ascii="TH SarabunPSK" w:hAnsi="TH SarabunPSK" w:cs="TH SarabunPSK" w:eastAsia="TH SarabunPSK"/>
+                                <w:rFonts w:ascii="TH SarabunPSK" w:hAnsi="TH SarabunPSK"/>
                                 <w:color w:val="000000" w:themeColor="text1"/>
-                                <w:sz w:val="32"/>
-                                <w:szCs w:val="32"/>
                               </w:rPr>
                             </w:pPr>
                             <w:r>
                               <w:rPr>
-                                <w:rFonts w:ascii="TH SarabunPSK" w:hAnsi="TH SarabunPSK" w:cs="TH SarabunPSK" w:eastAsia="TH SarabunPSK"/>
+                                <w:rFonts w:ascii="TH SarabunPSK" w:hAnsi="TH SarabunPSK"/>
                                 <w:color w:val="000000" w:themeColor="text1"/>
-                                <w:sz w:val="32"/>
-                                <w:szCs w:val="32"/>
                                 <w:cs/>
                               </w:rPr>
                               <w:t>(รองศาสตราจารย์ ดร.</w:t>
                             </w:r>
+                            <w:proofErr w:type="spellStart"/>
                             <w:r>
                               <w:rPr>
-                                <w:rFonts w:ascii="TH SarabunPSK" w:hAnsi="TH SarabunPSK" w:cs="TH SarabunPSK" w:eastAsia="TH SarabunPSK"/>
+                                <w:rFonts w:ascii="TH SarabunPSK" w:hAnsi="TH SarabunPSK"/>
                                 <w:color w:val="000000" w:themeColor="text1"/>
-                                <w:sz w:val="32"/>
-                                <w:szCs w:val="32"/>
                                 <w:cs/>
                               </w:rPr>
-                              <w:t>กิติกร จามรดุสิต</w:t>
+                              <w:t>กิ</w:t>
                             </w:r>
+                            <w:proofErr w:type="spellEnd"/>
                             <w:r>
                               <w:rPr>
-                                <w:rFonts w:ascii="TH SarabunPSK" w:hAnsi="TH SarabunPSK" w:cs="TH SarabunPSK" w:eastAsia="TH SarabunPSK"/>
+                                <w:rFonts w:ascii="TH SarabunPSK" w:hAnsi="TH SarabunPSK"/>
                                 <w:color w:val="000000" w:themeColor="text1"/>
-                                <w:sz w:val="32"/>
-                                <w:szCs w:val="32"/>
                                 <w:cs/>
                               </w:rPr>
-                              <w:t>)</w:t>
+                              <w:t>ติกร จามรดุสิต)</w:t>
                             </w:r>
                           </w:p>
                           <w:p>
                             <w:pPr>
                               <w:jc w:val="center"/>
                               <w:rPr>
-                                <w:rFonts w:ascii="TH SarabunPSK" w:hAnsi="TH SarabunPSK" w:cs="TH SarabunPSK" w:eastAsia="TH SarabunPSK"/>
+                                <w:rFonts w:ascii="TH SarabunPSK" w:hAnsi="TH SarabunPSK"/>
                                 <w:color w:val="000000" w:themeColor="text1"/>
-                                <w:sz w:val="32"/>
-                                <w:szCs w:val="32"/>
                                 <w:cs/>
                               </w:rPr>
                             </w:pPr>
                             <w:r>
                               <w:rPr>
-                                <w:rFonts w:ascii="TH SarabunPSK" w:hAnsi="TH SarabunPSK" w:cs="TH SarabunPSK" w:eastAsia="TH SarabunPSK"/>
+                                <w:rFonts w:ascii="TH SarabunPSK" w:hAnsi="TH SarabunPSK"/>
                                 <w:color w:val="000000" w:themeColor="text1"/>
-                                <w:sz w:val="32"/>
-                                <w:szCs w:val="32"/>
                                 <w:cs/>
                               </w:rPr>
                               <w:t>คณบดีคณะสิ่งแวดล้อมและทรัพยากรศาสตร์</w:t>
@@ -2526,19 +2157,15 @@
                             <w:pPr>
                               <w:jc w:val="center"/>
                               <w:rPr>
-                                <w:rFonts w:ascii="TH SarabunPSK" w:hAnsi="TH SarabunPSK" w:cs="TH SarabunPSK" w:eastAsia="TH SarabunPSK"/>
+                                <w:rFonts w:ascii="TH SarabunPSK" w:hAnsi="TH SarabunPSK"/>
                                 <w:color w:val="000000" w:themeColor="text1"/>
-                                <w:sz w:val="32"/>
-                                <w:szCs w:val="32"/>
                                 <w:cs/>
                               </w:rPr>
                             </w:pPr>
                             <w:r>
                               <w:rPr>
-                                <w:rFonts w:ascii="TH SarabunPSK" w:hAnsi="TH SarabunPSK" w:cs="TH SarabunPSK" w:eastAsia="TH SarabunPSK"/>
+                                <w:rFonts w:ascii="TH SarabunPSK" w:hAnsi="TH SarabunPSK"/>
                                 <w:color w:val="000000" w:themeColor="text1"/>
-                                <w:sz w:val="32"/>
-                                <w:szCs w:val="32"/>
                                 <w:cs/>
                               </w:rPr>
                               <w:t>มหาวิทยาลัยมหิดล</w:t>
@@ -2566,29 +2193,25 @@
           </mc:Choice>
           <mc:Fallback>
             <w:pict>
-              <v:rect w14:anchorId="0F95BED9" id="Rectangle 7" o:spid="_x0000_s1026" style="position:absolute;margin-left:0;margin-top:15.6pt;width:191.25pt;height:162.6pt;z-index:251667968;visibility:visible;mso-wrap-style:square;mso-width-percent:0;mso-height-percent:0;mso-wrap-distance-left:9pt;mso-wrap-distance-top:0;mso-wrap-distance-right:9pt;mso-wrap-distance-bottom:0;mso-position-horizontal:left;mso-position-horizontal-relative:margin;mso-position-vertical:absolute;mso-position-vertical-relative:text;mso-width-percent:0;mso-height-percent:0;mso-width-relative:margin;mso-height-relative:margin;v-text-anchor:middle" o:gfxdata="UEsDBBQABgAIAAAAIQC2gziS/gAAAOEBAAATAAAAW0NvbnRlbnRfVHlwZXNdLnhtbJSRQU7DMBBF 90jcwfIWJU67QAgl6YK0S0CoHGBkTxKLZGx5TGhvj5O2G0SRWNoz/78nu9wcxkFMGNg6quQqL6RA 0s5Y6ir5vt9lD1JwBDIwOMJKHpHlpr69KfdHjyxSmriSfYz+USnWPY7AufNIadK6MEJMx9ApD/oD OlTrorhX2lFEilmcO2RdNtjC5xDF9pCuTyYBB5bi6bQ4syoJ3g9WQ0ymaiLzg5KdCXlKLjvcW893 SUOqXwnz5DrgnHtJTxOsQfEKIT7DmDSUCaxw7Rqn8787ZsmRM9e2VmPeBN4uqYvTtW7jvijg9N/y JsXecLq0q+WD6m8AAAD//wMAUEsDBBQABgAIAAAAIQA4/SH/1gAAAJQBAAALAAAAX3JlbHMvLnJl bHOkkMFqwzAMhu+DvYPRfXGawxijTi+j0GvpHsDYimMaW0Yy2fr2M4PBMnrbUb/Q94l/f/hMi1qR JVI2sOt6UJgd+ZiDgffL8ekFlFSbvV0oo4EbChzGx4f9GRdb25HMsYhqlCwG5lrLq9biZkxWOiqY 22YiTra2kYMu1l1tQD30/bPm3wwYN0x18gb45AdQl1tp5j/sFB2T0FQ7R0nTNEV3j6o9feQzro1i OWA14Fm+Q8a1a8+Bvu/d/dMb2JY5uiPbhG/ktn4cqGU/er3pcvwCAAD//wMAUEsDBBQABgAIAAAA IQA6UCA6nwIAALQFAAAOAAAAZHJzL2Uyb0RvYy54bWysVEtv2zAMvg/YfxB0X+0YSR9BnCJo0WFA 1xZrh54VWYoNyKImKbGzXz9Kcpyg63YYdrElPj6Sn0gurvtWkZ2wrgFd0slZTonQHKpGb0r6/eXu 0yUlzjNdMQValHQvHL1efvyw6MxcFFCDqoQlCKLdvDMlrb038yxzvBYtc2dghEalBNsyj1e7ySrL OkRvVVbk+XnWga2MBS6cQ+ltUtJlxJdScP8opROeqJJibj5+bfyuwzdbLth8Y5mpGz6kwf4hi5Y1 GoOOULfMM7K1zW9QbcMtOJD+jEObgZQNF7EGrGaSv6nmuWZGxFqQHGdGmtz/g+UPu2fzZJGGzri5 w2Ooope2DX/Mj/SRrP1Ilug94SgspsXl5cWMEo66Ij+f5UWkMzu6G+v8ZwEtCYeSWnyNSBLb3TuP IdH0YBKiabhrlIovojTpSno1K2bRwYFqqqAMZrE3xI2yZMfwVX0/iTZq236FKsmuZnk+vC2KsQOS +CDFuCNIzOIEH3VKo/BIRzz5vRIhuNLfhCRNFQhIqYVOPWbDOBfap4xczSqRIk/+GDoCBmSJ5Y3Y A8D72Im5wT64itjoo3P+t8SS8+gRI4P2o3PbaLDvASisaoic7A8kJWoCS75f98gN7oFgGSRrqPZP llhIg+cMv2uwF+6Z80/M4qThTOL28I/4kQrwzWE4UVKD/fmePNjjAKCWkg4nt6Tux5ZZQYn6onE0 ribTaRj1eJnOLrAtiT3VrE81etveALbRBPeU4fEY7L06HKWF9hWXzCpERRXTHGOXlHt7uNz4tFFw TXGxWkUzHG/D/L1+NjyAB55Dr7/0r8yaYSA8ztIDHKaczd/MRbINnhpWWw+yiUNz5HV4AVwNsYuH NRZ2z+k9Wh2X7fIXAAAA//8DAFBLAwQUAAYACAAAACEA7rjZ9uAAAAAHAQAADwAAAGRycy9kb3du cmV2LnhtbEyPzUvDQBDF74L/wzKCN7tpaj+I2ZSqFKXFQ2uheJtmxyS4HyG7aeN/73jS2zze473f 5MvBGnGmLjTeKRiPEhDkSq8bVyk4vK/vFiBCRKfReEcKvinAsri+yjHT/uJ2dN7HSnCJCxkqqGNs MylDWZPFMPItOfY+fWcxsuwqqTu8cLk1Mk2SmbTYOF6osaWnmsqvfW8VbN5e16v5sfnAR7PBdNdv n+cvW6Vub4bVA4hIQ/wLwy8+o0PBTCffOx2EUcCPRAWTcQqC3ckinYI48TGd3YMscvmfv/gBAAD/ /wMAUEsBAi0AFAAGAAgAAAAhALaDOJL+AAAA4QEAABMAAAAAAAAAAAAAAAAAAAAAAFtDb250ZW50 X1R5cGVzXS54bWxQSwECLQAUAAYACAAAACEAOP0h/9YAAACUAQAACwAAAAAAAAAAAAAAAAAvAQAA X3JlbHMvLnJlbHNQSwECLQAUAAYACAAAACEAOlAgOp8CAAC0BQAADgAAAAAAAAAAAAAAAAAuAgAA ZHJzL2Uyb0RvYy54bWxQSwECLQAUAAYACAAAACEA7rjZ9uAAAAAHAQAADwAAAAAAAAAAAAAAAAD5 BAAAZHJzL2Rvd25yZXYueG1sUEsFBgAAAAAEAAQA8wAAAAYGAAAAAA== " filled="f" strokecolor="#0d0d0d [3069]">
+              <v:rect w14:anchorId="1E1BBF84" id="Rectangle 7" o:spid="_x0000_s1026" style="position:absolute;margin-left:-.35pt;margin-top:34.4pt;width:206.25pt;height:162.6pt;z-index:251667968;visibility:visible;mso-wrap-style:square;mso-width-percent:0;mso-height-percent:0;mso-wrap-distance-left:9pt;mso-wrap-distance-top:0;mso-wrap-distance-right:9pt;mso-wrap-distance-bottom:0;mso-position-horizontal:absolute;mso-position-horizontal-relative:margin;mso-position-vertical:absolute;mso-position-vertical-relative:text;mso-width-percent:0;mso-height-percent:0;mso-width-relative:margin;mso-height-relative:margin;v-text-anchor:middle" o:gfxdata="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" filled="f" strokecolor="#0d0d0d [3069]">
                 <v:textbox>
                   <w:txbxContent>
                     <w:p>
                       <w:pPr>
                         <w:jc w:val="center"/>
                         <w:rPr>
-                          <w:rFonts w:ascii="TH SarabunPSK" w:hAnsi="TH SarabunPSK" w:cs="TH SarabunPSK" w:eastAsia="TH SarabunPSK"/>
+                          <w:rFonts w:ascii="TH SarabunPSK" w:hAnsi="TH SarabunPSK"/>
                           <w:b/>
                           <w:bCs/>
                           <w:color w:val="000000" w:themeColor="text1"/>
-                          <w:sz w:val="32"/>
-                          <w:szCs w:val="32"/>
                         </w:rPr>
                       </w:pPr>
                       <w:r>
                         <w:rPr>
-                          <w:rFonts w:ascii="TH SarabunPSK" w:hAnsi="TH SarabunPSK" w:cs="TH SarabunPSK" w:eastAsia="TH SarabunPSK"/>
+                          <w:rFonts w:ascii="TH SarabunPSK" w:hAnsi="TH SarabunPSK"/>
                           <w:b/>
                           <w:bCs/>
                           <w:color w:val="000000" w:themeColor="text1"/>
-                          <w:sz w:val="32"/>
-                          <w:szCs w:val="32"/>
                           <w:cs/>
                         </w:rPr>
                         <w:t>อนุมัติ</w:t>
@@ -2598,10 +2221,8 @@
                       <w:pPr>
                         <w:jc w:val="center"/>
                         <w:rPr>
-                          <w:rFonts w:ascii="TH SarabunPSK" w:hAnsi="TH SarabunPSK" w:cs="TH SarabunPSK" w:eastAsia="TH SarabunPSK"/>
+                          <w:rFonts w:ascii="TH SarabunPSK" w:hAnsi="TH SarabunPSK"/>
                           <w:color w:val="000000" w:themeColor="text1"/>
-                          <w:sz w:val="32"/>
-                          <w:szCs w:val="32"/>
                         </w:rPr>
                       </w:pPr>
                     </w:p>
@@ -2609,20 +2230,16 @@
                       <w:pPr>
                         <w:jc w:val="center"/>
                         <w:rPr>
-                          <w:rFonts w:ascii="TH SarabunPSK" w:hAnsi="TH SarabunPSK" w:cs="TH SarabunPSK" w:eastAsia="TH SarabunPSK"/>
+                          <w:rFonts w:ascii="TH SarabunPSK" w:hAnsi="TH SarabunPSK"/>
                           <w:color w:val="000000" w:themeColor="text1"/>
-                          <w:sz w:val="32"/>
-                          <w:szCs w:val="32"/>
                         </w:rPr>
                       </w:pPr>
                     </w:p>
                     <w:p>
                       <w:pPr>
                         <w:rPr>
-                          <w:rFonts w:ascii="TH SarabunPSK" w:hAnsi="TH SarabunPSK" w:cs="TH SarabunPSK" w:eastAsia="TH SarabunPSK"/>
+                          <w:rFonts w:ascii="TH SarabunPSK" w:hAnsi="TH SarabunPSK"/>
                           <w:color w:val="000000" w:themeColor="text1"/>
-                          <w:sz w:val="32"/>
-                          <w:szCs w:val="32"/>
                         </w:rPr>
                       </w:pPr>
                     </w:p>
@@ -2630,60 +2247,50 @@
                       <w:pPr>
                         <w:jc w:val="center"/>
                         <w:rPr>
-                          <w:rFonts w:ascii="TH SarabunPSK" w:hAnsi="TH SarabunPSK" w:cs="TH SarabunPSK" w:eastAsia="TH SarabunPSK"/>
+                          <w:rFonts w:ascii="TH SarabunPSK" w:hAnsi="TH SarabunPSK"/>
                           <w:color w:val="000000" w:themeColor="text1"/>
-                          <w:sz w:val="32"/>
-                          <w:szCs w:val="32"/>
                         </w:rPr>
                       </w:pPr>
                       <w:r>
                         <w:rPr>
-                          <w:rFonts w:ascii="TH SarabunPSK" w:hAnsi="TH SarabunPSK" w:cs="TH SarabunPSK" w:eastAsia="TH SarabunPSK"/>
+                          <w:rFonts w:ascii="TH SarabunPSK" w:hAnsi="TH SarabunPSK"/>
                           <w:color w:val="000000" w:themeColor="text1"/>
-                          <w:sz w:val="32"/>
-                          <w:szCs w:val="32"/>
                           <w:cs/>
                         </w:rPr>
                         <w:t>(รองศาสตราจารย์ ดร.</w:t>
                       </w:r>
+                      <w:proofErr w:type="spellStart"/>
                       <w:r>
                         <w:rPr>
-                          <w:rFonts w:ascii="TH SarabunPSK" w:hAnsi="TH SarabunPSK" w:cs="TH SarabunPSK" w:eastAsia="TH SarabunPSK"/>
+                          <w:rFonts w:ascii="TH SarabunPSK" w:hAnsi="TH SarabunPSK"/>
                           <w:color w:val="000000" w:themeColor="text1"/>
-                          <w:sz w:val="32"/>
-                          <w:szCs w:val="32"/>
                           <w:cs/>
                         </w:rPr>
-                        <w:t>กิติกร จามรดุสิต</w:t>
+                        <w:t>กิ</w:t>
                       </w:r>
+                      <w:proofErr w:type="spellEnd"/>
                       <w:r>
                         <w:rPr>
-                          <w:rFonts w:ascii="TH SarabunPSK" w:hAnsi="TH SarabunPSK" w:cs="TH SarabunPSK" w:eastAsia="TH SarabunPSK"/>
+                          <w:rFonts w:ascii="TH SarabunPSK" w:hAnsi="TH SarabunPSK"/>
                           <w:color w:val="000000" w:themeColor="text1"/>
-                          <w:sz w:val="32"/>
-                          <w:szCs w:val="32"/>
                           <w:cs/>
                         </w:rPr>
-                        <w:t>)</w:t>
+                        <w:t>ติกร จามรดุสิต)</w:t>
                       </w:r>
                     </w:p>
                     <w:p>
                       <w:pPr>
                         <w:jc w:val="center"/>
                         <w:rPr>
-                          <w:rFonts w:ascii="TH SarabunPSK" w:hAnsi="TH SarabunPSK" w:cs="TH SarabunPSK" w:eastAsia="TH SarabunPSK"/>
+                          <w:rFonts w:ascii="TH SarabunPSK" w:hAnsi="TH SarabunPSK"/>
                           <w:color w:val="000000" w:themeColor="text1"/>
-                          <w:sz w:val="32"/>
-                          <w:szCs w:val="32"/>
                           <w:cs/>
                         </w:rPr>
                       </w:pPr>
                       <w:r>
                         <w:rPr>
-                          <w:rFonts w:ascii="TH SarabunPSK" w:hAnsi="TH SarabunPSK" w:cs="TH SarabunPSK" w:eastAsia="TH SarabunPSK"/>
+                          <w:rFonts w:ascii="TH SarabunPSK" w:hAnsi="TH SarabunPSK"/>
                           <w:color w:val="000000" w:themeColor="text1"/>
-                          <w:sz w:val="32"/>
-                          <w:szCs w:val="32"/>
                           <w:cs/>
                         </w:rPr>
                         <w:t>คณบดีคณะสิ่งแวดล้อมและทรัพยากรศาสตร์</w:t>
@@ -2693,19 +2300,15 @@
                       <w:pPr>
                         <w:jc w:val="center"/>
                         <w:rPr>
-                          <w:rFonts w:ascii="TH SarabunPSK" w:hAnsi="TH SarabunPSK" w:cs="TH SarabunPSK" w:eastAsia="TH SarabunPSK"/>
+                          <w:rFonts w:ascii="TH SarabunPSK" w:hAnsi="TH SarabunPSK"/>
                           <w:color w:val="000000" w:themeColor="text1"/>
-                          <w:sz w:val="32"/>
-                          <w:szCs w:val="32"/>
                           <w:cs/>
                         </w:rPr>
                       </w:pPr>
                       <w:r>
                         <w:rPr>
-                          <w:rFonts w:ascii="TH SarabunPSK" w:hAnsi="TH SarabunPSK" w:cs="TH SarabunPSK" w:eastAsia="TH SarabunPSK"/>
+                          <w:rFonts w:ascii="TH SarabunPSK" w:hAnsi="TH SarabunPSK"/>
                           <w:color w:val="000000" w:themeColor="text1"/>
-                          <w:sz w:val="32"/>
-                          <w:szCs w:val="32"/>
                           <w:cs/>
                         </w:rPr>
                         <w:t>มหาวิทยาลัยมหิดล</w:t>
@@ -2724,9 +2327,7 @@
       <w:pPr>
         <w:spacing w:line="216" w:lineRule="auto"/>
         <w:rPr>
-          <w:rFonts w:ascii="TH SarabunPSK" w:hAnsi="TH SarabunPSK" w:cs="TH SarabunPSK" w:eastAsia="TH SarabunPSK"/>
-          <w:sz w:val="32"/>
-          <w:szCs w:val="32"/>
+          <w:rFonts w:ascii="TH SarabunPSK" w:hAnsi="TH SarabunPSK"/>
         </w:rPr>
       </w:pPr>
     </w:p>
@@ -2734,9 +2335,7 @@
       <w:pPr>
         <w:spacing w:line="216" w:lineRule="auto"/>
         <w:rPr>
-          <w:rFonts w:ascii="TH SarabunPSK" w:hAnsi="TH SarabunPSK" w:cs="TH SarabunPSK" w:eastAsia="TH SarabunPSK"/>
-          <w:sz w:val="32"/>
-          <w:szCs w:val="32"/>
+          <w:rFonts w:ascii="TH SarabunPSK" w:hAnsi="TH SarabunPSK"/>
         </w:rPr>
       </w:pPr>
     </w:p>
@@ -2744,9 +2343,7 @@
       <w:pPr>
         <w:spacing w:line="216" w:lineRule="auto"/>
         <w:rPr>
-          <w:rFonts w:ascii="TH SarabunPSK" w:hAnsi="TH SarabunPSK" w:cs="TH SarabunPSK" w:eastAsia="TH SarabunPSK"/>
-          <w:sz w:val="32"/>
-          <w:szCs w:val="32"/>
+          <w:rFonts w:ascii="TH SarabunPSK" w:hAnsi="TH SarabunPSK"/>
         </w:rPr>
       </w:pPr>
     </w:p>
@@ -2754,9 +2351,7 @@
       <w:pPr>
         <w:spacing w:line="216" w:lineRule="auto"/>
         <w:rPr>
-          <w:rFonts w:ascii="TH SarabunPSK" w:hAnsi="TH SarabunPSK" w:cs="TH SarabunPSK" w:eastAsia="TH SarabunPSK"/>
-          <w:sz w:val="32"/>
-          <w:szCs w:val="32"/>
+          <w:rFonts w:ascii="TH SarabunPSK" w:hAnsi="TH SarabunPSK"/>
         </w:rPr>
       </w:pPr>
     </w:p>
@@ -2764,9 +2359,7 @@
       <w:pPr>
         <w:spacing w:line="216" w:lineRule="auto"/>
         <w:rPr>
-          <w:rFonts w:ascii="TH SarabunPSK" w:hAnsi="TH SarabunPSK" w:cs="TH SarabunPSK" w:eastAsia="TH SarabunPSK"/>
-          <w:sz w:val="32"/>
-          <w:szCs w:val="32"/>
+          <w:rFonts w:ascii="TH SarabunPSK" w:hAnsi="TH SarabunPSK"/>
         </w:rPr>
       </w:pPr>
     </w:p>
@@ -2774,9 +2367,7 @@
       <w:pPr>
         <w:spacing w:line="216" w:lineRule="auto"/>
         <w:rPr>
-          <w:rFonts w:ascii="TH SarabunPSK" w:hAnsi="TH SarabunPSK" w:cs="TH SarabunPSK" w:eastAsia="TH SarabunPSK"/>
-          <w:sz w:val="32"/>
-          <w:szCs w:val="32"/>
+          <w:rFonts w:ascii="TH SarabunPSK" w:hAnsi="TH SarabunPSK"/>
         </w:rPr>
       </w:pPr>
     </w:p>
@@ -2784,9 +2375,7 @@
       <w:pPr>
         <w:spacing w:line="216" w:lineRule="auto"/>
         <w:rPr>
-          <w:rFonts w:ascii="TH SarabunPSK" w:hAnsi="TH SarabunPSK" w:cs="TH SarabunPSK" w:eastAsia="TH SarabunPSK"/>
-          <w:sz w:val="32"/>
-          <w:szCs w:val="32"/>
+          <w:rFonts w:ascii="TH SarabunPSK" w:hAnsi="TH SarabunPSK"/>
         </w:rPr>
       </w:pPr>
     </w:p>
@@ -2794,9 +2383,7 @@
       <w:pPr>
         <w:spacing w:line="216" w:lineRule="auto"/>
         <w:rPr>
-          <w:rFonts w:ascii="TH SarabunPSK" w:hAnsi="TH SarabunPSK" w:cs="TH SarabunPSK" w:eastAsia="TH SarabunPSK"/>
-          <w:sz w:val="32"/>
-          <w:szCs w:val="32"/>
+          <w:rFonts w:ascii="TH SarabunPSK" w:hAnsi="TH SarabunPSK"/>
         </w:rPr>
       </w:pPr>
     </w:p>
@@ -2804,9 +2391,15 @@
       <w:pPr>
         <w:spacing w:line="216" w:lineRule="auto"/>
         <w:rPr>
-          <w:rFonts w:ascii="TH SarabunPSK" w:hAnsi="TH SarabunPSK" w:cs="TH SarabunPSK" w:eastAsia="TH SarabunPSK"/>
-          <w:sz w:val="32"/>
-          <w:szCs w:val="32"/>
+          <w:rFonts w:ascii="TH SarabunPSK" w:hAnsi="TH SarabunPSK"/>
+        </w:rPr>
+      </w:pPr>
+    </w:p>
+    <w:p>
+      <w:pPr>
+        <w:spacing w:line="216" w:lineRule="auto"/>
+        <w:rPr>
+          <w:rFonts w:ascii="TH SarabunPSK" w:hAnsi="TH SarabunPSK"/>
         </w:rPr>
       </w:pPr>
     </w:p>
@@ -2816,9 +2409,7 @@
           <w:tab w:val="left" w:pos="4980"/>
         </w:tabs>
         <w:rPr>
-          <w:rFonts w:ascii="TH SarabunPSK" w:hAnsi="TH SarabunPSK" w:cs="TH SarabunPSK" w:eastAsia="TH SarabunPSK"/>
-          <w:sz w:val="32"/>
-          <w:szCs w:val="32"/>
+          <w:rFonts w:ascii="TH SarabunPSK" w:hAnsi="TH SarabunPSK"/>
         </w:rPr>
       </w:pPr>
     </w:p>
@@ -2828,9 +2419,7 @@
           <w:tab w:val="left" w:pos="4980"/>
         </w:tabs>
         <w:rPr>
-          <w:rFonts w:ascii="TH SarabunPSK" w:hAnsi="TH SarabunPSK" w:cs="TH SarabunPSK" w:eastAsia="TH SarabunPSK"/>
-          <w:sz w:val="32"/>
-          <w:szCs w:val="32"/>
+          <w:rFonts w:ascii="TH SarabunPSK" w:hAnsi="TH SarabunPSK"/>
         </w:rPr>
       </w:pPr>
     </w:p>
@@ -2841,48 +2430,33 @@
         </w:tabs>
         <w:jc w:val="center"/>
         <w:rPr>
-          <w:rFonts w:ascii="TH SarabunPSK" w:hAnsi="TH SarabunPSK" w:cs="TH SarabunPSK" w:eastAsia="TH SarabunPSK"/>
-          <w:sz w:val="32"/>
-          <w:szCs w:val="32"/>
+          <w:rFonts w:ascii="TH SarabunPSK" w:hAnsi="TH SarabunPSK"/>
           <w:cs/>
         </w:rPr>
       </w:pPr>
       <w:bookmarkStart w:id="2" w:name="_Hlk233877432"/>
       <w:r>
         <w:rPr>
-          <w:rFonts w:ascii="TH SarabunPSK" w:hAnsi="TH SarabunPSK" w:cs="TH SarabunPSK" w:eastAsia="TH SarabunPSK"/>
-          <w:sz w:val="32"/>
-          <w:szCs w:val="32"/>
-          <w:cs/>
-        </w:rPr>
-        <w:t>(</w:t>
-      </w:r>
-      <w:r>
-        <w:rPr>
-          <w:rFonts w:ascii="TH SarabunPSK" w:hAnsi="TH SarabunPSK" w:cs="TH SarabunPSK" w:eastAsia="TH SarabunPSK"/>
-          <w:sz w:val="32"/>
-          <w:szCs w:val="32"/>
-          <w:cs/>
-        </w:rPr>
-        <w:t xml:space="preserve">{name}</w:t>
-      </w:r>
-      <w:r>
-        <w:rPr>
-          <w:rFonts w:ascii="TH SarabunPSK" w:hAnsi="TH SarabunPSK" w:cs="TH SarabunPSK" w:eastAsia="TH SarabunPSK"/>
-          <w:sz w:val="32"/>
-          <w:szCs w:val="32"/>
-          <w:cs/>
-        </w:rPr>
-        <w:t xml:space="preserve"/>
-      </w:r>
-      <w:r>
-        <w:rPr>
-          <w:rFonts w:ascii="TH SarabunPSK" w:hAnsi="TH SarabunPSK" w:cs="TH SarabunPSK" w:eastAsia="TH SarabunPSK"/>
-          <w:sz w:val="32"/>
-          <w:szCs w:val="32"/>
-          <w:cs/>
-        </w:rPr>
-        <w:t>)</w:t>
+          <w:rFonts w:ascii="TH SarabunPSK" w:hAnsi="TH SarabunPSK"/>
+          <w:cs/>
+        </w:rPr>
+        <w:t>({</w:t>
+      </w:r>
+      <w:proofErr w:type="spellStart"/>
+      <w:r>
+        <w:rPr>
+          <w:rFonts w:ascii="TH SarabunPSK" w:hAnsi="TH SarabunPSK"/>
+          <w:cs/>
+        </w:rPr>
+        <w:t>name</w:t>
+      </w:r>
+      <w:proofErr w:type="spellEnd"/>
+      <w:r>
+        <w:rPr>
+          <w:rFonts w:ascii="TH SarabunPSK" w:hAnsi="TH SarabunPSK"/>
+          <w:cs/>
+        </w:rPr>
+        <w:t>})</w:t>
       </w:r>
       <w:bookmarkEnd w:id="2"/>
     </w:p>
@@ -2902,7 +2476,7 @@
   <w:docDefaults>
     <w:rPrDefault>
       <w:rPr>
-        <w:rFonts w:ascii="TH SarabunPSK" w:hAnsi="TH SarabunPSK" w:cs="TH SarabunPSK" w:eastAsia="TH SarabunPSK"/>
+        <w:rFonts w:ascii="TH SarabunPSK" w:eastAsia="TH SarabunPSK" w:hAnsi="TH SarabunPSK" w:cs="TH SarabunPSK"/>
         <w:sz w:val="32"/>
         <w:szCs w:val="32"/>
         <w:lang w:val="en-US" w:eastAsia="en-US" w:bidi="th-TH"/>
